--- a/zht/docx/54.content.docx
+++ b/zht/docx/54.content.docx
@@ -28,49 +28,15 @@
       </w:r>
     </w:p>
     <w:p>
-      <w:pPr>
-        <w:pStyle w:val="Heading2"/>
-      </w:pPr>
-      <w:r>
-        <w:rPr>
-          <w:lang w:val="zh_TW" w:bidi="zh_TW"/>
-        </w:rPr>
-        <w:t>License Information</w:t>
-      </w:r>
-      <w:r>
-        <w:rPr>
-          <w:lang w:val="zh_TW" w:bidi="zh_TW"/>
-        </w:rPr>
-      </w:r>
-    </w:p>
-    <w:p>
-      <w:pPr/>
-      <w:r>
-        <w:rPr>
-          <w:lang w:val="zh_TW" w:bidi="zh_TW"/>
-        </w:rPr>
-      </w:r>
-      <w:r>
-        <w:rPr>
-          <w:b/>
-          <w:lang w:val="zh_TW" w:bidi="zh_TW"/>
-        </w:rPr>
-        <w:t>翻譯筆記 (unfoldingWord)</w:t>
-      </w:r>
-      <w:r>
-        <w:rPr>
-          <w:lang w:val="zh_TW" w:bidi="zh_TW"/>
-        </w:rPr>
-        <w:t xml:space="preserve"> (Chinese (Traditional)) is based on</w:t>
-      </w:r>
-      <w:r>
-        <w:rPr>
-          <w:lang w:val="zh_TW" w:bidi="zh_TW"/>
-        </w:rPr>
-        <w:t xml:space="preserve">: </w:t>
-      </w:r>
-      <w:r>
-        <w:rPr>
+      <w:pPr/>
+      <w:r>
+        <w:rPr>
+          <w:lang w:val="zh_TW" w:bidi="zh_TW"/>
+        </w:rPr>
+      </w:r>
+      <w:r>
+        <w:rPr>
+          <w:b/>
           <w:lang w:val="zh_TW" w:bidi="zh_TW"/>
         </w:rPr>
         <w:t>unfoldingWord® Translation Notes</w:t>
@@ -79,62 +45,31 @@
         <w:rPr>
           <w:lang w:val="zh_TW" w:bidi="zh_TW"/>
         </w:rPr>
-        <w:t xml:space="preserve">, </w:t>
-      </w:r>
-      <w:hyperlink r:id="rId13">
-        <w:r>
-          <w:rPr>
-            <w:lang w:val="zh_TW" w:bidi="zh_TW"/>
-          </w:rPr>
-          <w:rPr>
-            <w:color w:val="0000EE"/>
-            <w:u w:val="single"/>
-          </w:rPr>
-          <w:t>unfoldingWord</w:t>
-        </w:r>
-      </w:hyperlink>
-      <w:r>
-        <w:rPr>
-          <w:lang w:val="zh_TW" w:bidi="zh_TW"/>
-        </w:rPr>
-        <w:t xml:space="preserve">, 2022, which is licensed under a </w:t>
-      </w:r>
-      <w:hyperlink r:id="rId14">
-        <w:r>
-          <w:rPr>
-            <w:lang w:val="zh_TW" w:bidi="zh_TW"/>
-          </w:rPr>
-          <w:rPr>
-            <w:color w:val="0000EE"/>
-            <w:u w:val="single"/>
-          </w:rPr>
-          <w:t>CC BY-SA 4.0 license</w:t>
-        </w:r>
-      </w:hyperlink>
-      <w:r>
-        <w:rPr>
-          <w:lang w:val="zh_TW" w:bidi="zh_TW"/>
-        </w:rPr>
-        <w:t>.</w:t>
-      </w:r>
-      <w:r>
-        <w:rPr>
-          <w:lang w:val="zh_TW" w:bidi="zh_TW"/>
-        </w:rPr>
-      </w:r>
-    </w:p>
-    <w:p>
-      <w:pPr/>
-      <w:r>
-        <w:rPr>
-          <w:lang w:val="zh_TW" w:bidi="zh_TW"/>
-        </w:rPr>
-      </w:r>
-      <w:r>
-        <w:rPr>
-          <w:lang w:val="zh_TW" w:bidi="zh_TW"/>
-        </w:rPr>
-        <w:t>This PDF version is provided under the same license.</w:t>
+        <w:t xml:space="preserve"> © 2022 unfoldingWord. Released under CC BY-SA 4.0 license. </w:t>
+      </w:r>
+      <w:r>
+        <w:rPr>
+          <w:lang w:val="zh_TW" w:bidi="zh_TW"/>
+        </w:rPr>
+        <w:t>unfoldingWord® Translation Notes</w:t>
+      </w:r>
+      <w:r>
+        <w:rPr>
+          <w:lang w:val="zh_TW" w:bidi="zh_TW"/>
+        </w:rPr>
+        <w:t xml:space="preserve"> has been adapted in the following languages: Tok Pisin, Arabic (عربي), French (Français), Hindi (हिंदी), Indonesian (Bahasa Indonesia), Portuguese (Português), Russian (Русский), Spanish (Español), Swahili (Kiswahili), and Simplified Chinese (简体中文) from </w:t>
+      </w:r>
+      <w:r>
+        <w:rPr>
+          <w:lang w:val="zh_TW" w:bidi="zh_TW"/>
+        </w:rPr>
+        <w:t>unfoldingWord® Translation Notes</w:t>
+      </w:r>
+      <w:r>
+        <w:rPr>
+          <w:lang w:val="zh_TW" w:bidi="zh_TW"/>
+        </w:rPr>
+        <w:t xml:space="preserve"> © 2022 unfoldingWord. Released under CC BY-SA 4.0 license by Mission Mutual</w:t>
       </w:r>
       <w:r>
         <w:rPr>
@@ -2186,7 +2121,7 @@
         </w:rPr>
         <w:t>、「你的」和「你自己」指的都是提摩太，因此是單數形式。這個例外將會在</w:t>
       </w:r>
-      <w:hyperlink r:id="rId15">
+      <w:hyperlink r:id="rId13">
         <w:r>
           <w:rPr>
             <w:lang w:val="zh_TW" w:bidi="zh_TW"/>
@@ -3742,7 +3677,7 @@
         </w:rPr>
         <w:t>」的內容（見</w:t>
       </w:r>
-      <w:hyperlink r:id="rId16">
+      <w:hyperlink r:id="rId14">
         <w:r>
           <w:rPr>
             <w:lang w:val="zh_TW" w:bidi="zh_TW"/>
@@ -4384,7 +4319,7 @@
         </w:rPr>
         <w:t>指的是在</w:t>
       </w:r>
-      <w:hyperlink r:id="rId17">
+      <w:hyperlink r:id="rId15">
         <w:r>
           <w:rPr>
             <w:lang w:val="zh_TW" w:bidi="zh_TW"/>
@@ -5366,7 +5301,7 @@
         </w:rPr>
         <w:t>特指神透過摩西賜給以色列人的律法。如果這樣表達對你的讀者會有幫助，你可以將這個概念闡述得更明確。請查看你在</w:t>
       </w:r>
-      <w:hyperlink r:id="rId18">
+      <w:hyperlink r:id="rId16">
         <w:r>
           <w:rPr>
             <w:lang w:val="zh_TW" w:bidi="zh_TW"/>
@@ -5811,7 +5746,7 @@
         </w:rPr>
         <w:t>引入了一個原因，說明為什麼保羅和其他信徒知道「律法是好的」（見</w:t>
       </w:r>
-      <w:hyperlink r:id="rId19">
+      <w:hyperlink r:id="rId17">
         <w:r>
           <w:rPr>
             <w:lang w:val="zh_TW" w:bidi="zh_TW"/>
@@ -11624,7 +11559,7 @@
         </w:rPr>
         <w:t>位。請參看你在</w:t>
       </w:r>
-      <w:hyperlink r:id="rId20">
+      <w:hyperlink r:id="rId18">
         <w:r>
           <w:rPr>
             <w:lang w:val="zh_TW" w:bidi="zh_TW"/>
@@ -12556,7 +12491,7 @@
         </w:rPr>
         <w:t>。和合本遵循這種讀法。其他古代抄本讀作「獨一智慧的神」。抄寫這些抄本的人可能因為與</w:t>
       </w:r>
-      <w:hyperlink r:id="rId21">
+      <w:hyperlink r:id="rId19">
         <w:r>
           <w:rPr>
             <w:lang w:val="zh_TW" w:bidi="zh_TW"/>
@@ -12949,7 +12884,7 @@
         </w:rPr>
         <w:t>指的可能是：（1）保羅在</w:t>
       </w:r>
-      <w:hyperlink r:id="rId22">
+      <w:hyperlink r:id="rId20">
         <w:r>
           <w:rPr>
             <w:lang w:val="zh_TW" w:bidi="zh_TW"/>
@@ -13230,7 +13165,7 @@
         </w:rPr>
         <w:t>。保羅的意思是他是提摩太的屬靈父親，保羅愛提摩太就像父親愛他的孩子一樣。請查看你在</w:t>
       </w:r>
-      <w:hyperlink r:id="rId23">
+      <w:hyperlink r:id="rId21">
         <w:r>
           <w:rPr>
             <w:lang w:val="zh_TW" w:bidi="zh_TW"/>
@@ -14024,7 +13959,7 @@
         </w:rPr>
         <w:t>是不會讓人感到做錯任何事情的良心。如果在你的語言中這樣表達會更有幫助，你可以使用類似的片語或直接說明其意義。請查看你在</w:t>
       </w:r>
-      <w:hyperlink r:id="rId17">
+      <w:hyperlink r:id="rId15">
         <w:r>
           <w:rPr>
             <w:lang w:val="zh_TW" w:bidi="zh_TW"/>
@@ -16625,7 +16560,7 @@
         </w:rPr>
         <w:t>指的是保羅在</w:t>
       </w:r>
-      <w:hyperlink r:id="rId24">
+      <w:hyperlink r:id="rId22">
         <w:r>
           <w:rPr>
             <w:lang w:val="zh_TW" w:bidi="zh_TW"/>
@@ -17300,7 +17235,7 @@
         </w:rPr>
         <w:t>這個詞主要可以引入：（1）對神的進一步描述，祂是「我們的救主」（見</w:t>
       </w:r>
-      <w:hyperlink r:id="rId25">
+      <w:hyperlink r:id="rId23">
         <w:r>
           <w:rPr>
             <w:lang w:val="zh_TW" w:bidi="zh_TW"/>
@@ -17318,7 +17253,7 @@
         </w:rPr>
         <w:t>）。另譯：「他是」（2）為什麼為所有人祈禱對神來說是「美好且可悅納的」的原因（見</w:t>
       </w:r>
-      <w:hyperlink r:id="rId25">
+      <w:hyperlink r:id="rId23">
         <w:r>
           <w:rPr>
             <w:lang w:val="zh_TW" w:bidi="zh_TW"/>
@@ -20789,7 +20724,7 @@
         </w:rPr>
         <w:t>這個詞引入了保羅在</w:t>
       </w:r>
-      <w:hyperlink r:id="rId26">
+      <w:hyperlink r:id="rId24">
         <w:r>
           <w:rPr>
             <w:lang w:val="zh_TW" w:bidi="zh_TW"/>
@@ -23228,7 +23163,7 @@
         </w:rPr>
         <w:t>的詞可以描述：（1）不引人注目且和平地學習。保羅在</w:t>
       </w:r>
-      <w:hyperlink r:id="rId27">
+      <w:hyperlink r:id="rId25">
         <w:r>
           <w:rPr>
             <w:lang w:val="zh_TW" w:bidi="zh_TW"/>
@@ -23947,7 +23882,7 @@
         </w:rPr>
         <w:t>代表一般的基督徒女性，而不是特定的某一位婦女。請查看你在</w:t>
       </w:r>
-      <w:hyperlink r:id="rId28">
+      <w:hyperlink r:id="rId26">
         <w:r>
           <w:rPr>
             <w:lang w:val="zh_TW" w:bidi="zh_TW"/>
@@ -24077,7 +24012,7 @@
         </w:rPr>
         <w:t>在這裡，就像在</w:t>
       </w:r>
-      <w:hyperlink r:id="rId28">
+      <w:hyperlink r:id="rId26">
         <w:r>
           <w:rPr>
             <w:lang w:val="zh_TW" w:bidi="zh_TW"/>
@@ -24121,7 +24056,7 @@
         </w:rPr>
         <w:t>通常是指任何男性信徒。另譯：「信主的女人…...信主的男人」（2）特別是指任何已婚的婦女。這解釋是從</w:t>
       </w:r>
-      <w:hyperlink r:id="rId29">
+      <w:hyperlink r:id="rId27">
         <w:r>
           <w:rPr>
             <w:lang w:val="zh_TW" w:bidi="zh_TW"/>
@@ -24139,7 +24074,7 @@
         </w:rPr>
         <w:t>中的複數形式的「女人」轉換為</w:t>
       </w:r>
-      <w:hyperlink r:id="rId28">
+      <w:hyperlink r:id="rId26">
         <w:r>
           <w:rPr>
             <w:lang w:val="zh_TW" w:bidi="zh_TW"/>
@@ -24644,7 +24579,7 @@
         </w:rPr>
         <w:t>就像在</w:t>
       </w:r>
-      <w:hyperlink r:id="rId28">
+      <w:hyperlink r:id="rId26">
         <w:r>
           <w:rPr>
             <w:lang w:val="zh_TW" w:bidi="zh_TW"/>
@@ -24675,7 +24610,7 @@
         </w:rPr>
         <w:t>的詞可以描述為：（1）不引人注目和和平。保羅在</w:t>
       </w:r>
-      <w:hyperlink r:id="rId27">
+      <w:hyperlink r:id="rId25">
         <w:r>
           <w:rPr>
             <w:lang w:val="zh_TW" w:bidi="zh_TW"/>
@@ -25067,7 +25002,7 @@
         </w:rPr>
         <w:t>這裡保羅提到了出自於</w:t>
       </w:r>
-      <w:hyperlink r:id="rId30">
+      <w:hyperlink r:id="rId28">
         <w:r>
           <w:rPr>
             <w:lang w:val="zh_TW" w:bidi="zh_TW"/>
@@ -25447,7 +25382,7 @@
         </w:rPr>
         <w:t>這裡保羅提到了一個在</w:t>
       </w:r>
-      <w:hyperlink r:id="rId31">
+      <w:hyperlink r:id="rId29">
         <w:r>
           <w:rPr>
             <w:lang w:val="zh_TW" w:bidi="zh_TW"/>
@@ -27417,7 +27352,7 @@
         </w:rPr>
         <w:t>在這裡，就像在</w:t>
       </w:r>
-      <w:hyperlink r:id="rId20">
+      <w:hyperlink r:id="rId18">
         <w:r>
           <w:rPr>
             <w:lang w:val="zh_TW" w:bidi="zh_TW"/>
@@ -32263,7 +32198,7 @@
         </w:rPr>
         <w:t>是指不會控訴人做錯了任何事。如果在你的語言中這樣表達會更有幫助，你可以使用類似的片語或直接說明其意思。請查看你在</w:t>
       </w:r>
-      <w:hyperlink r:id="rId17">
+      <w:hyperlink r:id="rId15">
         <w:r>
           <w:rPr>
             <w:lang w:val="zh_TW" w:bidi="zh_TW"/>
@@ -32281,7 +32216,7 @@
         </w:rPr>
         <w:t>和</w:t>
       </w:r>
-      <w:hyperlink r:id="rId32">
+      <w:hyperlink r:id="rId30">
         <w:r>
           <w:rPr>
             <w:lang w:val="zh_TW" w:bidi="zh_TW"/>
@@ -33266,7 +33201,7 @@
         </w:rPr>
         <w:t>保羅在</w:t>
       </w:r>
-      <w:hyperlink r:id="rId33">
+      <w:hyperlink r:id="rId31">
         <w:r>
           <w:rPr>
             <w:lang w:val="zh_TW" w:bidi="zh_TW"/>
@@ -33675,7 +33610,7 @@
         </w:rPr>
         <w:t>引入了一個原因，說明為什麼執事應該是保羅在</w:t>
       </w:r>
-      <w:hyperlink r:id="rId34">
+      <w:hyperlink r:id="rId32">
         <w:r>
           <w:rPr>
             <w:lang w:val="zh_TW" w:bidi="zh_TW"/>
@@ -33817,7 +33752,7 @@
         </w:rPr>
         <w:t>可以指：(1) 僅指保羅在</w:t>
       </w:r>
-      <w:hyperlink r:id="rId34">
+      <w:hyperlink r:id="rId32">
         <w:r>
           <w:rPr>
             <w:lang w:val="zh_TW" w:bidi="zh_TW"/>
@@ -33835,7 +33770,7 @@
         </w:rPr>
         <w:t>中討論過的執事。另譯：「那些已經在服事的執事」 (2) 同時指保羅在</w:t>
       </w:r>
-      <w:hyperlink r:id="rId35">
+      <w:hyperlink r:id="rId33">
         <w:r>
           <w:rPr>
             <w:lang w:val="zh_TW" w:bidi="zh_TW"/>
@@ -41157,7 +41092,7 @@
         </w:rPr>
         <w:t>包含了他在</w:t>
       </w:r>
-      <w:hyperlink r:id="rId36">
+      <w:hyperlink r:id="rId34">
         <w:r>
           <w:rPr>
             <w:lang w:val="zh_TW" w:bidi="zh_TW"/>
@@ -41398,7 +41333,7 @@
         </w:rPr>
         <w:t>指的可能是保羅在</w:t>
       </w:r>
-      <w:hyperlink r:id="rId37">
+      <w:hyperlink r:id="rId35">
         <w:r>
           <w:rPr>
             <w:lang w:val="zh_TW" w:bidi="zh_TW"/>
@@ -41416,7 +41351,7 @@
         </w:rPr>
         <w:t>、或</w:t>
       </w:r>
-      <w:hyperlink r:id="rId38">
+      <w:hyperlink r:id="rId36">
         <w:r>
           <w:rPr>
             <w:lang w:val="zh_TW" w:bidi="zh_TW"/>
@@ -42707,7 +42642,7 @@
         </w:rPr>
         <w:t>，這與他應該如何對待「善道」形成對比（</w:t>
       </w:r>
-      <w:hyperlink r:id="rId39">
+      <w:hyperlink r:id="rId37">
         <w:r>
           <w:rPr>
             <w:lang w:val="zh_TW" w:bidi="zh_TW"/>
@@ -42974,7 +42909,7 @@
         </w:rPr>
         <w:t>這個詞指的是一種通常被認為不可信的故事。這類故事通常是關於一些重要人物在很久以前所做的事情。通常在一個文化中，許多人會知道這些故事，但不認為它們是可靠的歷史敘述。請查看你在</w:t>
       </w:r>
-      <w:hyperlink r:id="rId40">
+      <w:hyperlink r:id="rId38">
         <w:r>
           <w:rPr>
             <w:lang w:val="zh_TW" w:bidi="zh_TW"/>
@@ -44412,7 +44347,7 @@
         </w:rPr>
         <w:t>這節經文與</w:t>
       </w:r>
-      <w:hyperlink r:id="rId20">
+      <w:hyperlink r:id="rId18">
         <w:r>
           <w:rPr>
             <w:lang w:val="zh_TW" w:bidi="zh_TW"/>
@@ -44533,7 +44468,7 @@
         </w:rPr>
         <w:t>這個片語可以指：（1）保羅即將在</w:t>
       </w:r>
-      <w:hyperlink r:id="rId41">
+      <w:hyperlink r:id="rId39">
         <w:r>
           <w:rPr>
             <w:lang w:val="zh_TW" w:bidi="zh_TW"/>
@@ -44551,7 +44486,7 @@
         </w:rPr>
         <w:t>中寫的話。另譯：「接下來的話」 (2) 回顧保羅在</w:t>
       </w:r>
-      <w:hyperlink r:id="rId42">
+      <w:hyperlink r:id="rId40">
         <w:r>
           <w:rPr>
             <w:lang w:val="zh_TW" w:bidi="zh_TW"/>
@@ -44694,7 +44629,7 @@
         </w:rPr>
         <w:t>這個詞引出了一個理由，說明為什麼這句話是可信的且應被接受的（見</w:t>
       </w:r>
-      <w:hyperlink r:id="rId43">
+      <w:hyperlink r:id="rId41">
         <w:r>
           <w:rPr>
             <w:lang w:val="zh_TW" w:bidi="zh_TW"/>
@@ -44836,7 +44771,7 @@
         </w:rPr>
         <w:t>可以指：（1）保羅即將在本節中其餘部分所要說的對神的盼望。另譯：「我們勞苦努力的原因是因為」（2）保羅在</w:t>
       </w:r>
-      <w:hyperlink r:id="rId42">
+      <w:hyperlink r:id="rId40">
         <w:r>
           <w:rPr>
             <w:lang w:val="zh_TW" w:bidi="zh_TW"/>
@@ -45194,7 +45129,7 @@
         </w:rPr>
         <w:t>這片語將神識別為「活著」的那一位。這裡的重點是，神確實是「活著」的，不像是那些偶像和其他人稱為「神」的事物。請參看你在</w:t>
       </w:r>
-      <w:hyperlink r:id="rId44">
+      <w:hyperlink r:id="rId42">
         <w:r>
           <w:rPr>
             <w:lang w:val="zh_TW" w:bidi="zh_TW"/>
@@ -45590,7 +45525,7 @@
         </w:rPr>
         <w:t>可能是指保羅在</w:t>
       </w:r>
-      <w:hyperlink r:id="rId45">
+      <w:hyperlink r:id="rId43">
         <w:r>
           <w:rPr>
             <w:lang w:val="zh_TW" w:bidi="zh_TW"/>
@@ -45608,7 +45543,7 @@
         </w:rPr>
         <w:t>、或</w:t>
       </w:r>
-      <w:hyperlink r:id="rId46">
+      <w:hyperlink r:id="rId44">
         <w:r>
           <w:rPr>
             <w:lang w:val="zh_TW" w:bidi="zh_TW"/>
@@ -47415,7 +47350,7 @@
         </w:rPr>
         <w:t>指的可能是保羅在</w:t>
       </w:r>
-      <w:hyperlink r:id="rId47">
+      <w:hyperlink r:id="rId45">
         <w:r>
           <w:rPr>
             <w:lang w:val="zh_TW" w:bidi="zh_TW"/>
@@ -47433,7 +47368,7 @@
         </w:rPr>
         <w:t>、或</w:t>
       </w:r>
-      <w:hyperlink r:id="rId48">
+      <w:hyperlink r:id="rId46">
         <w:r>
           <w:rPr>
             <w:lang w:val="zh_TW" w:bidi="zh_TW"/>
@@ -48228,7 +48163,7 @@
         </w:rPr>
         <w:t>可以指：（1）</w:t>
       </w:r>
-      <w:hyperlink r:id="rId49">
+      <w:hyperlink r:id="rId47">
         <w:r>
           <w:rPr>
             <w:lang w:val="zh_TW" w:bidi="zh_TW"/>
@@ -51415,7 +51350,7 @@
         </w:rPr>
         <w:t>。如同在</w:t>
       </w:r>
-      <w:hyperlink r:id="rId50">
+      <w:hyperlink r:id="rId48">
         <w:r>
           <w:rPr>
             <w:lang w:val="zh_TW" w:bidi="zh_TW"/>
@@ -52323,7 +52258,7 @@
         </w:rPr>
         <w:t>指的是前面經文中關於寡婦及其家庭的指示（見</w:t>
       </w:r>
-      <w:hyperlink r:id="rId51">
+      <w:hyperlink r:id="rId49">
         <w:r>
           <w:rPr>
             <w:lang w:val="zh_TW" w:bidi="zh_TW"/>
@@ -52354,7 +52289,7 @@
         </w:rPr>
         <w:t>這個詞，因為他早些時候告訴提摩太要「吩咐」其它事情（見</w:t>
       </w:r>
-      <w:hyperlink r:id="rId52">
+      <w:hyperlink r:id="rId50">
         <w:r>
           <w:rPr>
             <w:lang w:val="zh_TW" w:bidi="zh_TW"/>
@@ -53924,7 +53859,7 @@
         </w:rPr>
         <w:t>保羅在</w:t>
       </w:r>
-      <w:hyperlink r:id="rId33">
+      <w:hyperlink r:id="rId31">
         <w:r>
           <w:rPr>
             <w:lang w:val="zh_TW" w:bidi="zh_TW"/>
@@ -55116,7 +55051,7 @@
         </w:rPr>
         <w:t xml:space="preserve">列入教會支持的寡婦名冊中（見 </w:t>
       </w:r>
-      <w:hyperlink r:id="rId53">
+      <w:hyperlink r:id="rId51">
         <w:r>
           <w:rPr>
             <w:lang w:val="zh_TW" w:bidi="zh_TW"/>
@@ -55357,7 +55292,7 @@
         </w:rPr>
         <w:t>由於在</w:t>
       </w:r>
-      <w:hyperlink r:id="rId54">
+      <w:hyperlink r:id="rId52">
         <w:r>
           <w:rPr>
             <w:lang w:val="zh_TW" w:bidi="zh_TW"/>
@@ -56286,7 +56221,7 @@
         </w:rPr>
         <w:t>代表透過反覆做某事來體驗它。如果在你的語言中這樣表達會更有幫助的話，你可以使用你語言中相應的表達，或直接陳述其含意。請參看你在</w:t>
       </w:r>
-      <w:hyperlink r:id="rId55">
+      <w:hyperlink r:id="rId53">
         <w:r>
           <w:rPr>
             <w:lang w:val="zh_TW" w:bidi="zh_TW"/>
@@ -56637,7 +56572,7 @@
         </w:rPr>
         <w:t>在這裡，保羅指的是他在</w:t>
       </w:r>
-      <w:hyperlink r:id="rId56">
+      <w:hyperlink r:id="rId54">
         <w:r>
           <w:rPr>
             <w:lang w:val="zh_TW" w:bidi="zh_TW"/>
@@ -58099,7 +58034,7 @@
         </w:rPr>
         <w:t>在這裡，保羅再次定義了他特別指的那種寡婦。正如在</w:t>
       </w:r>
-      <w:hyperlink r:id="rId50">
+      <w:hyperlink r:id="rId48">
         <w:r>
           <w:rPr>
             <w:lang w:val="zh_TW" w:bidi="zh_TW"/>
@@ -59050,7 +58985,7 @@
         </w:rPr>
         <w:t>在這裡，保羅引用了舊約聖經中的經文，特別是來自</w:t>
       </w:r>
-      <w:hyperlink r:id="rId57">
+      <w:hyperlink r:id="rId55">
         <w:r>
           <w:rPr>
             <w:lang w:val="zh_TW" w:bidi="zh_TW"/>
@@ -59068,7 +59003,7 @@
         </w:rPr>
         <w:t>的經文。然後他引用了耶穌在</w:t>
       </w:r>
-      <w:hyperlink r:id="rId58">
+      <w:hyperlink r:id="rId56">
         <w:r>
           <w:rPr>
             <w:lang w:val="zh_TW" w:bidi="zh_TW"/>
@@ -61144,7 +61079,7 @@
         </w:rPr>
         <w:t>指的是保羅給提摩太關於如何對待長老的指示（見</w:t>
       </w:r>
-      <w:hyperlink r:id="rId59">
+      <w:hyperlink r:id="rId57">
         <w:r>
           <w:rPr>
             <w:lang w:val="zh_TW" w:bidi="zh_TW"/>
@@ -64860,7 +64795,7 @@
         </w:rPr>
         <w:t>指的是保羅給提摩太的指示。這些指示可能是</w:t>
       </w:r>
-      <w:hyperlink r:id="rId60">
+      <w:hyperlink r:id="rId58">
         <w:r>
           <w:rPr>
             <w:lang w:val="zh_TW" w:bidi="zh_TW"/>
@@ -64878,7 +64813,7 @@
         </w:rPr>
         <w:t>、</w:t>
       </w:r>
-      <w:hyperlink r:id="rId61">
+      <w:hyperlink r:id="rId59">
         <w:r>
           <w:rPr>
             <w:lang w:val="zh_TW" w:bidi="zh_TW"/>
@@ -65106,7 +65041,7 @@
         </w:rPr>
         <w:t>這意味著有些人所傳的內容與保羅和提摩太所傳的不同，而不是他們以不同的方式傳道。如果在你的語言中這樣表達會更有幫助的話，你可以將這個意思表達得更明確。請參看你在</w:t>
       </w:r>
-      <w:hyperlink r:id="rId62">
+      <w:hyperlink r:id="rId60">
         <w:r>
           <w:rPr>
             <w:lang w:val="zh_TW" w:bidi="zh_TW"/>
@@ -65466,7 +65401,7 @@
         </w:rPr>
         <w:t>在各方面都是良好且可靠的，沒有缺陷或敗壞的。如果在你的語言中這樣表達會更有幫助的話，你可以用明喻的方式來表達這個意思，或直接陳述其意思。請參看你在</w:t>
       </w:r>
-      <w:hyperlink r:id="rId63">
+      <w:hyperlink r:id="rId61">
         <w:r>
           <w:rPr>
             <w:lang w:val="zh_TW" w:bidi="zh_TW"/>
@@ -66079,7 +66014,7 @@
         </w:rPr>
         <w:t>一樣。如果在你的語言中這樣表達會更有幫助的話，你可以使用類似的比喻，或直接說明其含意。請參看你在</w:t>
       </w:r>
-      <w:hyperlink r:id="rId64">
+      <w:hyperlink r:id="rId62">
         <w:r>
           <w:rPr>
             <w:lang w:val="zh_TW" w:bidi="zh_TW"/>
@@ -68184,7 +68119,7 @@
         </w:rPr>
         <w:t>這個詞與保羅在</w:t>
       </w:r>
-      <w:hyperlink r:id="rId65">
+      <w:hyperlink r:id="rId63">
         <w:r>
           <w:rPr>
             <w:lang w:val="zh_TW" w:bidi="zh_TW"/>
@@ -68202,7 +68137,7 @@
         </w:rPr>
         <w:t>中用來指獲得金錢的詞相同。在這裡，他用這個詞來指獲得其它東西，但他並未明確說明是什麼。他可能指的是救恩、屬靈的祝福或其它事物。如果在你的語言中這樣區分會更有幫助的話，你可以將這裡與</w:t>
       </w:r>
-      <w:hyperlink r:id="rId65">
+      <w:hyperlink r:id="rId63">
         <w:r>
           <w:rPr>
             <w:lang w:val="zh_TW" w:bidi="zh_TW"/>
@@ -69522,7 +69457,7 @@
         </w:rPr>
         <w:t xml:space="preserve">引出了一些人所渴望的事與那些已滿足的人形成了對比（見 </w:t>
       </w:r>
-      <w:hyperlink r:id="rId66">
+      <w:hyperlink r:id="rId64">
         <w:r>
           <w:rPr>
             <w:lang w:val="zh_TW" w:bidi="zh_TW"/>
@@ -69899,7 +69834,7 @@
         </w:rPr>
         <w:t>一樣。如果在你的語言中這樣表達會更有幫助的話，你可以用明喻的方式來表達這個意思，或者直接陳述其含意。請參看你在</w:t>
       </w:r>
-      <w:hyperlink r:id="rId67">
+      <w:hyperlink r:id="rId65">
         <w:r>
           <w:rPr>
             <w:lang w:val="zh_TW" w:bidi="zh_TW"/>
@@ -73944,7 +73879,7 @@
         </w:rPr>
         <w:t>的名義來發誓。請用在你語言中自然的方式來表達誓言。請參看你在</w:t>
       </w:r>
-      <w:hyperlink r:id="rId68">
+      <w:hyperlink r:id="rId66">
         <w:r>
           <w:rPr>
             <w:lang w:val="zh_TW" w:bidi="zh_TW"/>
@@ -75288,7 +75223,7 @@
         </w:rPr>
         <w:t>表示耶穌的顯現將會在適當的時間或時期發生。請參看你在</w:t>
       </w:r>
-      <w:hyperlink r:id="rId69">
+      <w:hyperlink r:id="rId67">
         <w:r>
           <w:rPr>
             <w:lang w:val="zh_TW" w:bidi="zh_TW"/>
@@ -77932,7 +77867,7 @@
         </w:rPr>
         <w:t>的時代與保羅在</w:t>
       </w:r>
-      <w:hyperlink r:id="rId70">
+      <w:hyperlink r:id="rId68">
         <w:r>
           <w:rPr>
             <w:lang w:val="zh_TW" w:bidi="zh_TW"/>
@@ -78199,7 +78134,7 @@
         </w:rPr>
         <w:t>，就好像他們緊緊握住它一樣。如果在你的語言中這樣表達會更有幫助的話，你可以使用類似的比喻，或直接陳述其含意。請參看你在</w:t>
       </w:r>
-      <w:hyperlink r:id="rId71">
+      <w:hyperlink r:id="rId69">
         <w:r>
           <w:rPr>
             <w:lang w:val="zh_TW" w:bidi="zh_TW"/>
@@ -79184,7 +79119,7 @@
         </w:rPr>
         <w:t>。如果在你的語言中這樣表達會更有幫助的話，你可以使用類似的比喻，或直接說明其含意。請參看你是如何翻譯</w:t>
       </w:r>
-      <w:hyperlink r:id="rId72">
+      <w:hyperlink r:id="rId70">
         <w:r>
           <w:rPr>
             <w:lang w:val="zh_TW" w:bidi="zh_TW"/>

--- a/zht/docx/54.content.docx
+++ b/zht/docx/54.content.docx
@@ -141,13 +141,6 @@
         <w:rPr>
           <w:lang w:val="zh_TW" w:bidi="zh_TW"/>
         </w:rPr>
-      </w:r>
-      <w:r>
-        <w:rPr>
-          <w:i/>
-          <w:lang w:val="zh_TW" w:bidi="zh_TW"/>
-        </w:rPr>
-        <w:t>提摩太前書 1:1 (#1), 提摩太前書 1:1 (#2), 提摩太前書 1:1 (#3), 提摩太前書 1:1 (#4), 提摩太前書 1:1 (#5), 提摩太前書 1:1 (#6), 提摩太前書 1:2 (#1), 提摩太前書 1:2 (#2), 提摩太前書 1:2 (#3), 提摩太前書 1:2 (#4), 提摩太前書 1:2 (#5), 提摩太前書 1:2 (#6), 提摩太前書 1:2 (#7), 提摩太前書 1:3 (#1), 提摩太前書 1:3 (#2), 提摩太前書 1:3 (#3), 提摩太前書 1:3 (#4), 提摩太前書 1:3–4 (#1), 提摩太前書 1:4 (#1), 提摩太前書 1:4 (#2), 提摩太前書 1:4 (#3), 提摩太前書 1:4 (#4), 提摩太前書 1:4 (#5), 提摩太前書 1:4 (#6), 提摩太前書 1:4 (#7), 提摩太前書 1:4 (#8), 提摩太前書 1:5 (#1), 提摩太前書 1:5 (#2), 提摩太前書 1:5 (#3), 提摩太前書 1:5 (#4), 提摩太前書 1:5 (#5), 提摩太前書 1:5 (#6), 提摩太前書 1:6 (#1), 提摩太前書 1:6 (#2), 提摩太前書 1:6 (#3), 提摩太前書 1:7 (#1), 提摩太前書 1:7 (#2), 提摩太前書 1:7 (#3), 提摩太前書 1:8 (#1), 提摩太前書 1:8 (#2), 提摩太前書 1:8 (#3), 提摩太前書 1:9 (#1), 提摩太前書 1:9 (#2), 提摩太前書 1:9 (#3), 提摩太前書 1:9 (#4), 提摩太前書 1:9 (#5), 提摩太前書 1:9 (#6), 提摩太前書 1:9 (#7), 提摩太前書 1:10 (#1), 提摩太前書 1:10 (#2), 提摩太前書 1:10 (#3), 提摩太前書 1:10 (#4), 提摩太前書 1:10 (#5), 提摩太前書 1:11 (#1), 提摩太前書 1:11 (#2), 提摩太前書 1:11 (#3), 提摩太前書 1:11 (#4), 提摩太前書 1:12 (#1), 提摩太前書 1:12 (#2), 提摩太前書 1:12 (#3), 提摩太前書 1:12 (#4), 提摩太前書 1:13 (#1), 提摩太前書 1:13 (#2), 提摩太前書 1:13 (#3), 提摩太前書 1:13 (#4), 提摩太前書 1:13 (#5), 提摩太前書 1:13 (#6), 提摩太前書 1:13 (#7), 提摩太前書 1:13 (#8), 提摩太前書 1:13 (#9), 提摩太前書 1:14 (#1), 提摩太前書 1:14 (#2), 提摩太前書 1:14 (#3), 提摩太前書 1:14 (#4), 提摩太前書 1:14 (#5), 提摩太前書 1:14 (#6), 提摩太前書 1:14 (#7), 提摩太前書 1:15 (#1), 提摩太前書 1:15 (#2), 提摩太前書 1:15 (#3), 提摩太前書 1:15 (#4), 提摩太前書 1:15 (#5), 提摩太前書 1:15 (#6), 提摩太前書 1:15 (#7), 提摩太前書 1:16 (#1), 提摩太前書 1:16 (#2), 提摩太前書 1:16 (#3), 提摩太前書 1:16 (#4), 提摩太前書 1:16 (#5), 提摩太前書 1:16 (#6), 提摩太前書 1:16 (#7), 提摩太前書 1:17 (#1), 提摩太前書 1:17 (#2), 提摩太前書 1:17 (#3), 提摩太前書 1:17 (#4), 提摩太前書 1:17 (#5), 提摩太前書 1:17 (#6), 提摩太前書 1:18 (#1), 提摩太前書 1:18 (#2), 提摩太前書 1:18 (#3), 提摩太前書 1:18 (#4), 提摩太前書 1:18 (#5), 提摩太前書 1:18 (#6), 提摩太前書 1:18 (#7), 提摩太前書 1:19 (#1), 提摩太前書 1:19 (#2), 提摩太前書 1:19 (#3), 提摩太前書 1:19 (#4), 提摩太前書 1:19 (#5), 提摩太前書 1:19 (#6), 提摩太前書 1:19 (#7), 提摩太前書 1:20 (#1), 提摩太前書 1:20 (#2), 提摩太前書 1:20 (#3), 提摩太前書 2:1 (#1), 提摩太前書 2:1 (#2), 提摩太前書 2:1 (#3), 提摩太前書 2:1 (#4), 提摩太前書 2:1 (#5), 提摩太前書 2:1 (#6), 提摩太前書 2:1 (#7), 提摩太前書 2:2 (#1), 提摩太前書 2:2 (#2), 提摩太前書 2:2 (#3), 提摩太前書 2:2 (#4), 提摩太前書 2:3 (#1), 提摩太前書 2:3 (#2), 提摩太前書 2:3 (#3), 提摩太前書 2:3 (#4), 提摩太前書 2:3 (#5), 提摩太前書 2:4 (#1), 提摩太前書 2:4 (#2), 提摩太前書 2:4 (#3), 提摩太前書 2:4 (#4), 提摩太前書 2:4 (#5), 提摩太前書 2:5 (#1), 提摩太前書 2:5 (#2), 提摩太前書 2:5 (#3), 提摩太前書 2:5 (#4), 提摩太前書 2:6 (#1), 提摩太前書 2:6 (#2), 提摩太前書 2:6 (#3), 提摩太前書 2:6 (#4), 提摩太前書 2:6 (#5), 提摩太前書 2:6 (#6), 提摩太前書 2:7 (#1), 提摩太前書 2:7 (#2), 提摩太前書 2:7 (#3), 提摩太前書 2:7 (#4), 提摩太前書 2:7 (#5), 提摩太前書 2:7 (#6), 提摩太前書 2:7 (#7), 提摩太前書 2:7 (#8), 提摩太前書 2:7 (#9), 提摩太前書 2:7 (#10), 提摩太前書 2:7 (#11), 提摩太前書 2:8 (#1), 提摩太前書 2:8 (#2), 提摩太前書 2:8 (#3), 提摩太前書 2:8 (#4), 提摩太前書 2:8 (#5), 提摩太前書 2:8 (#6), 提摩太前書 2:8 (#7), 提摩太前書 2:9 (#1), 提摩太前書 2:9 (#2), 提摩太前書 2:9 (#3), 提摩太前書 2:9 (#4), 提摩太前書 2:9 (#5), 提摩太前書 2:9 (#6), 提摩太前書 2:10 (#1), 提摩太前書 2:10 (#2), 提摩太前書 2:10 (#3), 提摩太前書 2:10 (#4), 提摩太前書 2:11 (#1), 提摩太前書 2:11 (#2), 提摩太前書 2:11 (#3), 提摩太前書 2:11 (#4), 提摩太前書 2:11 (#5), 提摩太前書 2:11 (#6), 提摩太前書 2:11 (#7), 提摩太前書 2:12 (#1), 提摩太前書 2:12 (#2), 提摩太前書 2:12 (#3), 提摩太前書 2:12 (#4), 提摩太前書 2:12 (#5), 提摩太前書 2:12 (#6), 提摩太前書 2:12 (#7), 提摩太前書 2:12 (#8), 提摩太前書 2:13 (#1), 提摩太前書 2:13 (#2), 提摩太前書 2:13 (#3), 提摩太前書 2:13 (#4), 提摩太前書 2:14 (#1), 提摩太前書 2:14 (#2), 提摩太前書 2:14 (#3), 提摩太前書 2:14 (#4), 提摩太前書 2:15 (#1), 提摩太前書 2:15 (#2), 提摩太前書 2:15 (#3), 提摩太前書 2:15 (#4), 提摩太前書 2:15 (#5), 提摩太前書 2:15 (#6), 提摩太前書 2:15 (#7), 提摩太前書 2:15 (#8), 提摩太前書 3:1 (#1), 提摩太前書 3:1 (#2), 提摩太前書 3:1 (#3), 提摩太前書 3:1 (#4), 提摩太前書 3:1 (#5), 提摩太前書 3:1 (#6), 提摩太前書 3:2 (#1), 提摩太前書 3:2 (#2), 提摩太前書 3:2 (#3), 提摩太前書 3:2 (#4), 提摩太前書 3:3 (#1), 提摩太前書 3:3 (#2), 提摩太前書 3:3 (#3), 提摩太前書 3:3 (#4), 提摩太前書 3:4 (#1), 提摩太前書 3:4 (#2), 提摩太前書 3:4 (#3), 提摩太前書 3:5 (#1), 提摩太前書 3:5 (#2), 提摩太前書 3:5 (#3), 提摩太前書 3:5 (#4), 提摩太前書 3:5 (#5), 提摩太前書 3:5 (#6), 提摩太前書 3:6 (#1), 提摩太前書 3:6 (#2), 提摩太前書 3:6 (#3), 提摩太前書 3:6 (#4), 提摩太前書 3:6 (#5), 提摩太前書 3:6 (#6), 提摩太前書 3:7 (#1), 提摩太前書 3:7 (#2), 提摩太前書 3:7 (#3), 提摩太前書 3:7 (#4), 提摩太前書 3:7 (#5), 提摩太前書 3:7 (#6), 提摩太前書 3:7 (#7), 提摩太前書 3:8 (#1), 提摩太前書 3:8 (#2), 提摩太前書 3:8 (#3), 提摩太前書 3:9 (#1), 提摩太前書 3:9 (#2), 提摩太前書 3:9 (#3), 提摩太前書 3:9 (#4), 提摩太前書 3:9 (#5), 提摩太前書 3:10 (#1), 提摩太前書 3:10 (#2), 提摩太前書 3:10 (#3), 提摩太前書 3:10 (#4), 提摩太前書 3:11 (#1), 提摩太前書 3:11 (#2), 提摩太前書 3:12 (#1), 提摩太前書 3:12 (#2), 提摩太前書 3:12 (#3), 提摩太前書 3:12 (#4), 提摩太前書 3:12 (#5), 提摩太前書 3:13 (#1), 提摩太前書 3:13 (#2), 提摩太前書 3:13 (#3), 提摩太前書 3:13 (#4), 提摩太前書 3:13 (#5), 提摩太前書 3:13 (#6), 提摩太前書 3:14 (#1), 提摩太前書 3:14 (#2), 提摩太前書 3:14 (#3), 提摩太前書 3:14 (#4), 提摩太前書 3:14 (#5), 提摩太前書 3:15 (#1), 提摩太前書 3:15 (#2), 提摩太前書 3:15 (#3), 提摩太前書 3:15 (#4), 提摩太前書 3:15 (#5), 提摩太前書 3:15 (#6), 提摩太前書 3:15 (#7), 提摩太前書 3:15 (#8), 提摩太前書 3:15 (#9), 提摩太前書 3:15 (#10), 提摩太前書 3:16 (#1), 提摩太前書 3:16 (#2), 提摩太前書 3:16 (#3), 提摩太前書 3:16 (#4), 提摩太前書 3:16 (#5), 提摩太前書 3:16 (#6), 提摩太前書 3:16 (#7), 提摩太前書 3:16 (#8), 提摩太前書 3:16 (#9), 提摩太前書 3:16 (#10), 提摩太前書 3:16 (#11), 提摩太前書 3:16 (#12), 提摩太前書 3:16 (#13), 提摩太前書 4:1 (#1), 提摩太前書 4:1 (#2), 提摩太前書 4:1 (#3), 提摩太前書 4:1 (#4), 提摩太前書 4:1 (#5), 提摩太前書 4:1 (#6), 提摩太前書 4:1 (#7), 提摩太前書 4:1 (#8), 提摩太前書 4:1 (#9), 提摩太前書 4:2 (#1), 提摩太前書 4:2 (#2), 提摩太前書 4:2 (#3), 提摩太前書 4:2 (#4), 提摩太前書 4:2 (#5), 提摩太前書 4:3 (#1), 提摩太前書 4:3 (#2), 提摩太前書 4:3 (#3), 提摩太前書 4:3 (#4), 提摩太前書 4:3 (#5), 提摩太前書 4:4 (#1), 提摩太前書 4:4 (#2), 提摩太前書 4:4 (#3), 提摩太前書 4:4 (#4), 提摩太前書 4:4 (#5), 提摩太前書 4:5 (#1), 提摩太前書 4:5 (#2), 提摩太前書 4:5 (#3), 提摩太前書 4:5 (#4), 提摩太前書 4:5 (#5), 提摩太前書 4:6 (#1), 提摩太前書 4:6 (#2), 提摩太前書 4:6 (#3), 提摩太前書 4:6 (#4), 提摩太前書 4:6 (#5), 提摩太前書 4:6 (#6), 提摩太前書 4:6 (#7), 提摩太前書 4:6 (#8), 提摩太前書 4:6 (#9), 提摩太前書 4:6 (#10), 提摩太前書 4:6 (#11), 提摩太前書 4:7 (#1), 提摩太前書 4:7 (#2), 提摩太前書 4:7 (#3), 提摩太前書 4:7 (#4), 提摩太前書 4:7 (#5), 提摩太前書 4:7 (#6), 提摩太前書 4:8 (#1), 提摩太前書 4:8 (#2), 提摩太前書 4:8 (#3), 提摩太前書 4:8 (#4), 提摩太前書 4:8 (#5), 提摩太前書 4:8 (#6), 提摩太前書 4:8–10 (#1), 提摩太前書 4:9 (#1), 提摩太前書 4:9 (#2), 提摩太前書 4:10 (#1), 提摩太前書 4:10 (#2), 提摩太前書 4:10 (#3), 提摩太前書 4:10 (#4), 提摩太前書 4:10 (#5), 提摩太前書 4:10 (#6), 提摩太前書 4:10 (#7), 提摩太前書 4:11 (#1), 提摩太前書 4:12 (#1), 提摩太前書 4:12 (#2), 提摩太前書 4:12 (#3), 提摩太前書 4:12 (#4), 提摩太前書 4:12 (#5), 提摩太前書 4:12 (#6), 提摩太前書 4:13 (#1), 提摩太前書 4:13 (#2), 提摩太前書 4:13 (#3), 提摩太前書 4:14 (#1), 提摩太前書 4:14 (#2), 提摩太前書 4:14 (#3), 提摩太前書 4:14 (#4), 提摩太前書 4:14 (#5), 提摩太前書 4:14 (#6), 提摩太前書 4:15 (#1), 提摩太前書 4:15 (#2), 提摩太前書 4:15 (#3), 提摩太前書 4:15 (#4), 提摩太前書 4:15 (#5), 提摩太前書 4:16 (#1), 提摩太前書 4:16 (#2), 提摩太前書 4:16 (#3), 提摩太前書 5:1 (#1), 提摩太前書 5:1 (#2), 提摩太前書 5:1 (#3), 提摩太前書 5:2 (#1), 提摩太前書 5:2 (#2), 提摩太前書 5:2 (#3), 提摩太前書 5:2 (#4), 提摩太前書 5:2 (#5), 提摩太前書 5:3 (#1), 提摩太前書 5:3 (#2), 提摩太前書 5:3 (#3), 提摩太前書 5:4 (#1), 提摩太前書 5:4 (#2), 提摩太前書 5:4 (#3), 提摩太前書 5:4 (#4), 提摩太前書 5:4 (#5), 提摩太前書 5:4 (#6), 提摩太前書 5:4 (#7), 提摩太前書 5:4 (#8), 提摩太前書 5:4 (#9), 提摩太前書 5:5 (#1), 提摩太前書 5:5 (#2), 提摩太前書 5:5 (#3), 提摩太前書 5:5 (#4), 提摩太前書 5:5 (#5), 提摩太前書 5:5 (#6), 提摩太前書 5:5 (#7), 提摩太前書 5:6 (#1), 提摩太前書 5:6 (#2), 提摩太前書 5:6 (#3), 提摩太前書 5:7 (#1), 提摩太前書 5:7 (#2), 提摩太前書 5:8 (#1), 提摩太前書 5:8 (#2), 提摩太前書 5:8 (#3), 提摩太前書 5:8 (#4), 提摩太前書 5:8 (#5), 提摩太前書 5:8 (#6), 提摩太前書 5:8 (#7), 提摩太前書 5:9 (#1), 提摩太前書 5:9 (#2), 提摩太前書 5:9 (#3), 提摩太前書 5:9 (#4), 提摩太前書 5:9 (#5), 提摩太前書 5:10 (#1), 提摩太前書 5:10 (#2), 提摩太前書 5:10 (#3), 提摩太前書 5:10 (#4), 提摩太前書 5:10 (#5), 提摩太前書 5:10 (#6), 提摩太前書 5:10 (#7), 提摩太前書 5:10 (#8), 提摩太前書 5:10 (#9), 提摩太前書 5:11 (#1), 提摩太前書 5:11 (#2), 提摩太前書 5:11 (#3), 提摩太前書 5:12 (#1), 提摩太前書 5:12 (#2), 提摩太前書 5:12 (#3), 提摩太前書 5:12 (#4), 提摩太前書 5:12 (#5), 提摩太前書 5:13 (#1), 提摩太前書 5:13 (#2), 提摩太前書 5:13 (#3), 提摩太前書 5:13 (#4), 提摩太前書 5:14 (#1), 提摩太前書 5:14 (#2), 提摩太前書 5:14 (#3), 提摩太前書 5:14 (#4), 提摩太前書 5:15 (#1), 提摩太前書 5:15 (#2), 提摩太前書 5:16 (#1), 提摩太前書 5:16 (#2), 提摩太前書 5:16 (#3), 提摩太前書 5:16 (#4), 提摩太前書 5:16 (#5), 提摩太前書 5:16 (#6), 提摩太前書 5:16 (#7), 提摩太前書 5:16 (#8), 提摩太前書 5:17 (#1), 提摩太前書 5:17 (#2), 提摩太前書 5:17 (#3), 提摩太前書 5:17 (#4), 提摩太前書 5:17 (#5), 提摩太前書 5:17 (#6), 提摩太前書 5:18 (#1), 提摩太前書 5:18 (#2), 提摩太前書 5:18 (#3), 提摩太前書 5:18 (#4), 提摩太前書 5:18 (#5), 提摩太前書 5:18 (#6), 提摩太前書 5:18 (#7), 提摩太前書 5:18 (#8), 提摩太前書 5:19 (#1), 提摩太前書 5:19 (#2), 提摩太前書 5:19 (#3), 提摩太前書 5:19 (#4), 提摩太前書 5:20 (#1), 提摩太前書 5:20 (#2), 提摩太前書 5:20 (#3), 提摩太前書 5:20 (#4), 提摩太前書 5:20 (#5), 提摩太前書 5:21 (#1), 提摩太前書 5:21 (#2), 提摩太前書 5:21 (#3), 提摩太前書 5:21 (#4), 提摩太前書 5:21 (#5), 提摩太前書 5:22 (#1), 提摩太前書 5:22 (#2), 提摩太前書 5:23 (#1), 提摩太前書 5:23 (#2), 提摩太前書 5:24 (#1), 提摩太前書 5:24 (#2), 提摩太前書 5:24 (#3), 提摩太前書 5:24 (#4), 提摩太前書 5:25 (#1), 提摩太前書 5:25 (#2), 提摩太前書 5:25 (#3), 提摩太前書 5:25 (#4), 提摩太前書 6:1 (#1), 提摩太前書 6:1 (#2), 提摩太前書 6:1 (#3), 提摩太前書 6:1 (#4), 提摩太前書 6:1 (#5), 提摩太前書 6:1 (#6), 提摩太前書 6:2 (#1), 提摩太前書 6:2 (#2), 提摩太前書 6:2 (#3), 提摩太前書 6:2 (#4), 提摩太前書 6:2 (#5), 提摩太前書 6:2 (#6), 提摩太前書 6:2 (#7), 提摩太前書 6:2 (#8), 提摩太前書 6:2 (#9), 提摩太前書 6:2 (#10), 提摩太前書 6:2 (#11), 提摩太前書 6:3 (#1), 提摩太前書 6:3 (#2), 提摩太前書 6:3 (#3), 提摩太前書 6:3 (#4), 提摩太前書 6:3 (#5), 提摩太前書 6:3 (#6), 提摩太前書 6:3 (#7), 提摩太前書 6:4 (#1), 提摩太前書 6:4 (#2), 提摩太前書 6:4 (#3), 提摩太前書 6:4 (#4), 提摩太前書 6:4 (#5), 提摩太前書 6:4 (#6), 提摩太前書 6:4 (#7), 提摩太前書 6:4 (#1), 提摩太前書 6:4–5 (#1), 提摩太前書 6:5 (#1), 提摩太前書 6:5 (#2), 提摩太前書 6:5 (#3), 提摩太前書 6:5 (#4), 提摩太前書 6:5 (#5), 提摩太前書 6:5 (#6), 提摩太前書 6:5 (#7), 提摩太前書 6:6 (#1), 提摩太前書 6:6 (#2), 提摩太前書 6:6 (#3), 提摩太前書 6:7 (#1), 提摩太前書 6:7 (#2), 提摩太前書 6:7 (#3), 提摩太前書 6:7 (#4), 提摩太前書 6:7 (#5), 提摩太前書 6:7 (#6), 提摩太前書 6:8 (#1), 提摩太前書 6:8 (#2), 提摩太前書 6:8 (#3), 提摩太前書 6:8 (#4), 提摩太前書 6:9 (#1), 提摩太前書 6:9 (#2), 提摩太前書 6:9 (#3), 提摩太前書 6:9 (#4), 提摩太前書 6:9 (#5), 提摩太前書 6:9 (#6), 提摩太前書 6:9 (#7), 提摩太前書 6:9 (#8), 提摩太前書 6:9 (#9), 提摩太前書 6:10 (#1), 提摩太前書 6:10 (#2), 提摩太前書 6:10 (#3), 提摩太前書 6:10 (#4), 提摩太前書 6:10 (#5), 提摩太前書 6:10 (#6), 提摩太前書 6:10 (#7), 提摩太前書 6:10 (#8), 提摩太前書 6:10 (#9), 提摩太前書 6:10 (#10), 提摩太前書 6:10 (#11), 提摩太前書 6:11 (#1), 提摩太前書 6:11 (#2), 提摩太前書 6:11 (#3), 提摩太前書 6:11 (#4), 提摩太前書 6:11 (#5), 提摩太前書 6:12 (#1), 提摩太前書 6:12 (#2), 提摩太前書 6:12 (#3), 提摩太前書 6:12 (#4), 提摩太前書 6:12 (#5), 提摩太前書 6:12 (#6), 提摩太前書 6:12 (#7), 提摩太前書 6:12 (#8), 提摩太前書 6:12 (#9), 提摩太前書 6:12 (#10), 提摩太前書 6:12 (#11), 提摩太前書 6:13 (#1), 提摩太前書 6:13 (#2), 提摩太前書 6:13 (#3), 提摩太前書 6:13 (#4), 提摩太前書 6:14 (#1), 提摩太前書 6:14 (#2), 提摩太前書 6:14 (#3), 提摩太前書 6:14 (#4), 提摩太前書 6:14 (#5), 提摩太前書 6:14 (#6), 提摩太前書 6:15 (#1), 提摩太前書 6:15 (#2), 提摩太前書 6:15 (#3), 提摩太前書 6:15 (#4), 提摩太前書 6:15 (#5), 提摩太前書 6:16 (#1), 提摩太前書 6:16 (#2), 提摩太前書 6:16 (#3), 提摩太前書 6:16 (#4), 提摩太前書 6:16 (#5), 提摩太前書 6:16 (#6), 提摩太前書 6:17 (#1), 提摩太前書 6:17 (#2), 提摩太前書 6:17 (#3), 提摩太前書 6:17 (#4), 提摩太前書 6:17 (#5), 提摩太前書 6:17 (#6), 提摩太前書 6:17 (#7), 提摩太前書 6:17 (#8), 提摩太前書 6:18 (#1), 提摩太前書 6:18 (#2), 提摩太前書 6:18 (#3), 提摩太前書 6:19 (#1), 提摩太前書 6:19 (#2), 提摩太前書 6:19 (#3), 提摩太前書 6:19 (#4), 提摩太前書 6:19 (#5), 提摩太前書 6:19 (#6), 提摩太前書 6:20 (#1), 提摩太前書 6:20 (#2), 提摩太前書 6:20 (#3), 提摩太前書 6:20 (#4), 提摩太前書 6:20 (#5), 提摩太前書 6:21 (#1), 提摩太前書 6:21 (#2), 提摩太前書 6:21 (#3), 提摩太前書 6:21 (#4), 提摩太前書 6:21 (#5), 提摩太前書 6:21 (#6), 提摩太前書 6:21 (#7)</w:t>
       </w:r>
       <w:r>
         <w:rPr>

--- a/zht/docx/54.content.docx
+++ b/zht/docx/54.content.docx
@@ -19,7 +19,7 @@
         <w:rPr>
           <w:lang w:val="zh_TW" w:bidi="zh_TW"/>
         </w:rPr>
-        <w:t>Resource: 翻譯筆記 (unfoldingWord)</w:t>
+        <w:t>Resource: unfoldingWord® Translation Notes</w:t>
       </w:r>
       <w:r>
         <w:rPr>
@@ -90,7 +90,7 @@
         <w:rPr>
           <w:lang w:val="zh_TW" w:bidi="zh_TW"/>
         </w:rPr>
-        <w:t>翻譯筆記 (unfoldingWord)</w:t>
+        <w:t>unfoldingWord® Translation Notes</w:t>
       </w:r>
     </w:p>
     <w:p>

--- a/zht/docx/54.content.docx
+++ b/zht/docx/54.content.docx
@@ -2298,7 +2298,7 @@
           <w:b/>
           <w:lang w:val="zh_TW" w:bidi="zh_TW"/>
         </w:rPr>
-        <w:t>καθὼς παρεκάλεσά σε προσμεῖναι ἐν Ἐφέσῳ, πορευόμενος εἰς Μακεδονίαν, ἵνα παραγγείλῃς τισὶν μὴ ἑτεροδιδασκαλεῖν &amp; μηδὲ προσέχειν μύθοις καὶ γενεαλογίαις ἀπεράντοις, αἵτινες ἐκζητήσεις παρέχουσι μᾶλλον ἢ οἰκονομίαν Θεοῦ, τὴν ἐν πίστει</w:t>
+        <w:t>καθὼς παρεκάλεσά σε προσμεῖναι ἐν Ἐφέσῳ, πορευόμενος εἰς Μακεδονίαν, ἵνα παραγγείλῃς τισὶν μὴ ἑτεροδιδασκαλεῖν, μηδὲ προσέχειν μύθοις καὶ γενεαλογίαις ἀπεράντοις, αἵτινες ἐκζητήσεις παρέχουσι μᾶλλον ἢ οἰκονομίαν Θεοῦ, τὴν ἐν πίστει</w:t>
       </w:r>
     </w:p>
     <w:p>
@@ -8228,7 +8228,7 @@
           <w:b/>
           <w:lang w:val="zh_TW" w:bidi="zh_TW"/>
         </w:rPr>
-        <w:t>πρότερον</w:t>
+        <w:t>τὸ πρότερον</w:t>
       </w:r>
     </w:p>
     <w:p>
@@ -12137,7 +12137,7 @@
           <w:b/>
           <w:lang w:val="zh_TW" w:bidi="zh_TW"/>
         </w:rPr>
-        <w:t>τῷ &amp; Βασιλεῖ τῶν αἰώνων, ἀφθάρτῳ, ἀοράτῳ, μόνῳ Θεῷ, τιμὴ καὶ δόξα,</w:t>
+        <w:t>τῷ &amp; Βασιλεῖ τῶν αἰώνων, ἀφθάρτῳ, ἀοράτῳ, μόνῳ Θεῷ, τιμὴ καὶ δόξα</w:t>
       </w:r>
     </w:p>
     <w:p>
@@ -15563,7 +15563,7 @@
           <w:b/>
           <w:lang w:val="zh_TW" w:bidi="zh_TW"/>
         </w:rPr>
-        <w:t>ποιεῖσθαι δεήσεις, προσευχάς, ἐντεύξεις, εὐχαριστίας,</w:t>
+        <w:t>ποιεῖσθαι δεήσεις, προσευχάς, ἐντεύξεις, εὐχαριστίας</w:t>
       </w:r>
     </w:p>
     <w:p>
@@ -27190,7 +27190,7 @@
           <w:b/>
           <w:lang w:val="zh_TW" w:bidi="zh_TW"/>
         </w:rPr>
-        <w:t>πιστὸς ὁ λόγος: εἴ τις ἐπισκοπῆς ὀρέγεται, καλοῦ ἔργου ἐπιθυμεῖ.</w:t>
+        <w:t>πιστὸς ὁ λόγος: εἴ τις ἐπισκοπῆς ὀρέγεται, καλοῦ ἔργου ἐπιθυμεῖ</w:t>
       </w:r>
     </w:p>
     <w:p>
@@ -29470,7 +29470,7 @@
           <w:b/>
           <w:lang w:val="zh_TW" w:bidi="zh_TW"/>
         </w:rPr>
-        <w:t>πῶς ἐκκλησίας Θεοῦ ἐπιμελήσεται?</w:t>
+        <w:t>πῶς ἐκκλησίας Θεοῦ ἐπιμελήσεται</w:t>
       </w:r>
     </w:p>
     <w:p>
@@ -59951,7 +59951,7 @@
           <w:b/>
           <w:lang w:val="zh_TW" w:bidi="zh_TW"/>
         </w:rPr>
-        <w:t>κατηγορίαν μὴ παραδέχου, ἐκτὸς εἰ</w:t>
+        <w:t>κατηγορίαν μὴ παραδέχου, ἐκτὸς εἰ μὴ</w:t>
       </w:r>
     </w:p>
     <w:p>
@@ -66878,7 +66878,7 @@
           <w:b/>
           <w:lang w:val="zh_TW" w:bidi="zh_TW"/>
         </w:rPr>
-        <w:t>γίνεται φθόνος, ἔρις, βλασφημίαι, ὑπόνοιαι πονηραί &amp; διαπαρατριβαὶ &amp; ἀνθρώπων</w:t>
+        <w:t>γίνεται φθόνος, ἔρις, βλασφημίαι, ὑπόνοιαι πονηραί, διαπαρατριβαὶ &amp; ἀνθρώπων</w:t>
       </w:r>
     </w:p>
     <w:p>
@@ -70173,7 +70173,7 @@
           <w:b/>
           <w:lang w:val="zh_TW" w:bidi="zh_TW"/>
         </w:rPr>
-        <w:t>ἀνθρώπους</w:t>
+        <w:t>τοὺς ἀνθρώπους</w:t>
       </w:r>
     </w:p>
     <w:p>

--- a/zht/docx/54.content.docx
+++ b/zht/docx/54.content.docx
@@ -308,21 +308,6 @@
           <w:b/>
           <w:lang w:val="zh_TW" w:bidi="zh_TW"/>
         </w:rPr>
-        <w:t>κατ’ ἐπιταγὴν Θεοῦ Σωτῆρος ἡμῶν, καὶ Κυρίου Ἰησοῦ Χριστοῦ</w:t>
-      </w:r>
-    </w:p>
-    <w:p>
-      <w:pPr/>
-      <w:r>
-        <w:rPr>
-          <w:lang w:val="zh_TW" w:bidi="zh_TW"/>
-        </w:rPr>
-      </w:r>
-      <w:r>
-        <w:rPr>
-          <w:b/>
-          <w:lang w:val="zh_TW" w:bidi="zh_TW"/>
-        </w:rPr>
         <w:t>「</w:t>
       </w:r>
       <w:r>
@@ -1526,21 +1511,6 @@
         <w:rPr>
           <w:lang w:val="zh_TW" w:bidi="zh_TW"/>
         </w:rPr>
-      </w:r>
-    </w:p>
-    <w:p>
-      <w:pPr/>
-      <w:r>
-        <w:rPr>
-          <w:lang w:val="zh_TW" w:bidi="zh_TW"/>
-        </w:rPr>
-      </w:r>
-      <w:r>
-        <w:rPr>
-          <w:b/>
-          <w:lang w:val="zh_TW" w:bidi="zh_TW"/>
-        </w:rPr>
-        <w:t>χάρις, ἔλεος, εἰρήνη ἀπὸ Θεοῦ Πατρὸς καὶ Χριστοῦ Ἰησοῦ τοῦ Κυρίου ἡμῶν</w:t>
       </w:r>
     </w:p>
     <w:p>
@@ -2298,21 +2268,6 @@
           <w:b/>
           <w:lang w:val="zh_TW" w:bidi="zh_TW"/>
         </w:rPr>
-        <w:t>καθὼς παρεκάλεσά σε προσμεῖναι ἐν Ἐφέσῳ, πορευόμενος εἰς Μακεδονίαν, ἵνα παραγγείλῃς τισὶν μὴ ἑτεροδιδασκαλεῖν, μηδὲ προσέχειν μύθοις καὶ γενεαλογίαις ἀπεράντοις, αἵτινες ἐκζητήσεις παρέχουσι μᾶλλον ἢ οἰκονομίαν Θεοῦ, τὴν ἐν πίστει</w:t>
-      </w:r>
-    </w:p>
-    <w:p>
-      <w:pPr/>
-      <w:r>
-        <w:rPr>
-          <w:lang w:val="zh_TW" w:bidi="zh_TW"/>
-        </w:rPr>
-      </w:r>
-      <w:r>
-        <w:rPr>
-          <w:b/>
-          <w:lang w:val="zh_TW" w:bidi="zh_TW"/>
-        </w:rPr>
         <w:t>「〔正如〕</w:t>
       </w:r>
       <w:r>
@@ -6034,21 +5989,6 @@
           <w:b/>
           <w:lang w:val="zh_TW" w:bidi="zh_TW"/>
         </w:rPr>
-        <w:t>δικαίῳ &amp; ἀνόμοις δὲ καὶ ἀνυποτάκτοις, ἀσεβέσι καὶ ἁμαρτωλοῖς, ἀνοσίοις καὶ βεβήλοις</w:t>
-      </w:r>
-    </w:p>
-    <w:p>
-      <w:pPr/>
-      <w:r>
-        <w:rPr>
-          <w:lang w:val="zh_TW" w:bidi="zh_TW"/>
-        </w:rPr>
-      </w:r>
-      <w:r>
-        <w:rPr>
-          <w:b/>
-          <w:lang w:val="zh_TW" w:bidi="zh_TW"/>
-        </w:rPr>
         <w:t>「不是</w:t>
       </w:r>
       <w:r>
@@ -6757,21 +6697,6 @@
           <w:b/>
           <w:lang w:val="zh_TW" w:bidi="zh_TW"/>
         </w:rPr>
-        <w:t>καὶ εἴ τι ἕτερον τῇ ὑγιαινούσῃ διδασκαλίᾳ ἀντίκειται</w:t>
-      </w:r>
-    </w:p>
-    <w:p>
-      <w:pPr/>
-      <w:r>
-        <w:rPr>
-          <w:lang w:val="zh_TW" w:bidi="zh_TW"/>
-        </w:rPr>
-      </w:r>
-      <w:r>
-        <w:rPr>
-          <w:b/>
-          <w:lang w:val="zh_TW" w:bidi="zh_TW"/>
-        </w:rPr>
         <w:t>「</w:t>
       </w:r>
       <w:r>
@@ -7749,21 +7674,6 @@
           <w:b/>
           <w:lang w:val="zh_TW" w:bidi="zh_TW"/>
         </w:rPr>
-        <w:t>πιστόν με ἡγήσατο</w:t>
-      </w:r>
-    </w:p>
-    <w:p>
-      <w:pPr/>
-      <w:r>
-        <w:rPr>
-          <w:lang w:val="zh_TW" w:bidi="zh_TW"/>
-        </w:rPr>
-      </w:r>
-      <w:r>
-        <w:rPr>
-          <w:b/>
-          <w:lang w:val="zh_TW" w:bidi="zh_TW"/>
-        </w:rPr>
         <w:t>「</w:t>
       </w:r>
       <w:r>
@@ -8438,21 +8348,6 @@
           <w:b/>
           <w:lang w:val="zh_TW" w:bidi="zh_TW"/>
         </w:rPr>
-        <w:t>ἠλεήθην, ὅτι ἀγνοῶν, ἐποίησα ἐν ἀπιστίᾳ</w:t>
-      </w:r>
-    </w:p>
-    <w:p>
-      <w:pPr/>
-      <w:r>
-        <w:rPr>
-          <w:lang w:val="zh_TW" w:bidi="zh_TW"/>
-        </w:rPr>
-      </w:r>
-      <w:r>
-        <w:rPr>
-          <w:b/>
-          <w:lang w:val="zh_TW" w:bidi="zh_TW"/>
-        </w:rPr>
         <w:t>「</w:t>
       </w:r>
       <w:r>
@@ -9686,21 +9581,6 @@
         <w:rPr>
           <w:lang w:val="zh_TW" w:bidi="zh_TW"/>
         </w:rPr>
-      </w:r>
-    </w:p>
-    <w:p>
-      <w:pPr/>
-      <w:r>
-        <w:rPr>
-          <w:lang w:val="zh_TW" w:bidi="zh_TW"/>
-        </w:rPr>
-      </w:r>
-      <w:r>
-        <w:rPr>
-          <w:b/>
-          <w:lang w:val="zh_TW" w:bidi="zh_TW"/>
-        </w:rPr>
-        <w:t>μετὰ πίστεως καὶ ἀγάπης τῆς ἐν Χριστῷ Ἰησοῦ</w:t>
       </w:r>
     </w:p>
     <w:p>
@@ -12137,21 +12017,6 @@
           <w:b/>
           <w:lang w:val="zh_TW" w:bidi="zh_TW"/>
         </w:rPr>
-        <w:t>τῷ &amp; Βασιλεῖ τῶν αἰώνων, ἀφθάρτῳ, ἀοράτῳ, μόνῳ Θεῷ, τιμὴ καὶ δόξα</w:t>
-      </w:r>
-    </w:p>
-    <w:p>
-      <w:pPr/>
-      <w:r>
-        <w:rPr>
-          <w:lang w:val="zh_TW" w:bidi="zh_TW"/>
-        </w:rPr>
-      </w:r>
-      <w:r>
-        <w:rPr>
-          <w:b/>
-          <w:lang w:val="zh_TW" w:bidi="zh_TW"/>
-        </w:rPr>
         <w:t>「</w:t>
       </w:r>
       <w:r>
@@ -14702,21 +14567,6 @@
           <w:b/>
           <w:lang w:val="zh_TW" w:bidi="zh_TW"/>
         </w:rPr>
-        <w:t>Ὑμέναιος &amp; Ἀλέξανδρος</w:t>
-      </w:r>
-    </w:p>
-    <w:p>
-      <w:pPr/>
-      <w:r>
-        <w:rPr>
-          <w:lang w:val="zh_TW" w:bidi="zh_TW"/>
-        </w:rPr>
-      </w:r>
-      <w:r>
-        <w:rPr>
-          <w:b/>
-          <w:lang w:val="zh_TW" w:bidi="zh_TW"/>
-        </w:rPr>
         <w:t>「許米乃」 - 「亞歷山大」</w:t>
       </w:r>
     </w:p>
@@ -15437,21 +15287,6 @@
           <w:b/>
           <w:lang w:val="zh_TW" w:bidi="zh_TW"/>
         </w:rPr>
-        <w:t>ποιεῖσθαι δεήσεις, προσευχάς, ἐντεύξεις, εὐχαριστίας</w:t>
-      </w:r>
-    </w:p>
-    <w:p>
-      <w:pPr/>
-      <w:r>
-        <w:rPr>
-          <w:lang w:val="zh_TW" w:bidi="zh_TW"/>
-        </w:rPr>
-      </w:r>
-      <w:r>
-        <w:rPr>
-          <w:b/>
-          <w:lang w:val="zh_TW" w:bidi="zh_TW"/>
-        </w:rPr>
         <w:t>「</w:t>
       </w:r>
       <w:r>
@@ -15563,21 +15398,6 @@
           <w:b/>
           <w:lang w:val="zh_TW" w:bidi="zh_TW"/>
         </w:rPr>
-        <w:t>ποιεῖσθαι δεήσεις, προσευχάς, ἐντεύξεις, εὐχαριστίας</w:t>
-      </w:r>
-    </w:p>
-    <w:p>
-      <w:pPr/>
-      <w:r>
-        <w:rPr>
-          <w:lang w:val="zh_TW" w:bidi="zh_TW"/>
-        </w:rPr>
-      </w:r>
-      <w:r>
-        <w:rPr>
-          <w:b/>
-          <w:lang w:val="zh_TW" w:bidi="zh_TW"/>
-        </w:rPr>
         <w:t>「</w:t>
       </w:r>
       <w:r>
@@ -15976,21 +15796,6 @@
           <w:b/>
           <w:lang w:val="zh_TW" w:bidi="zh_TW"/>
         </w:rPr>
-        <w:t>πάντων τῶν ἐν ὑπεροχῇ ὄντων</w:t>
-      </w:r>
-    </w:p>
-    <w:p>
-      <w:pPr/>
-      <w:r>
-        <w:rPr>
-          <w:lang w:val="zh_TW" w:bidi="zh_TW"/>
-        </w:rPr>
-      </w:r>
-      <w:r>
-        <w:rPr>
-          <w:b/>
-          <w:lang w:val="zh_TW" w:bidi="zh_TW"/>
-        </w:rPr>
         <w:t>「</w:t>
       </w:r>
       <w:r>
@@ -16225,21 +16030,6 @@
         <w:rPr>
           <w:lang w:val="zh_TW" w:bidi="zh_TW"/>
         </w:rPr>
-      </w:r>
-    </w:p>
-    <w:p>
-      <w:pPr/>
-      <w:r>
-        <w:rPr>
-          <w:lang w:val="zh_TW" w:bidi="zh_TW"/>
-        </w:rPr>
-      </w:r>
-      <w:r>
-        <w:rPr>
-          <w:b/>
-          <w:lang w:val="zh_TW" w:bidi="zh_TW"/>
-        </w:rPr>
-        <w:t>ἤρεμον καὶ ἡσύχιον βίον διάγωμεν ἐν πάσῃ εὐσεβείᾳ καὶ σεμνότητι</w:t>
       </w:r>
     </w:p>
     <w:p>
@@ -16625,21 +16415,6 @@
           <w:b/>
           <w:lang w:val="zh_TW" w:bidi="zh_TW"/>
         </w:rPr>
-        <w:t>καλὸν καὶ ἀπόδεκτον ἐνώπιον τοῦ Σωτῆρος ἡμῶν, Θεοῦ</w:t>
-      </w:r>
-    </w:p>
-    <w:p>
-      <w:pPr/>
-      <w:r>
-        <w:rPr>
-          <w:lang w:val="zh_TW" w:bidi="zh_TW"/>
-        </w:rPr>
-      </w:r>
-      <w:r>
-        <w:rPr>
-          <w:b/>
-          <w:lang w:val="zh_TW" w:bidi="zh_TW"/>
-        </w:rPr>
         <w:t>「</w:t>
       </w:r>
       <w:r>
@@ -19173,21 +18948,6 @@
           <w:b/>
           <w:lang w:val="zh_TW" w:bidi="zh_TW"/>
         </w:rPr>
-        <w:t>εἰς ὃ ἐτέθην ἐγὼ κῆρυξ καὶ ἀπόστολος (ἀλήθειαν λέγω ἐν Χριστῷ, οὐ ψεύδομαι), διδάσκαλος ἐθνῶν ἐν πίστει καὶ ἀληθείᾳ</w:t>
-      </w:r>
-    </w:p>
-    <w:p>
-      <w:pPr/>
-      <w:r>
-        <w:rPr>
-          <w:lang w:val="zh_TW" w:bidi="zh_TW"/>
-        </w:rPr>
-      </w:r>
-      <w:r>
-        <w:rPr>
-          <w:b/>
-          <w:lang w:val="zh_TW" w:bidi="zh_TW"/>
-        </w:rPr>
         <w:t>「</w:t>
       </w:r>
       <w:r>
@@ -22238,21 +21998,6 @@
           <w:b/>
           <w:lang w:val="zh_TW" w:bidi="zh_TW"/>
         </w:rPr>
-        <w:t>ἀλλ’ ὃ πρέπει γυναιξὶν ἐπαγγελλομέναις θεοσέβειαν, δι’ ἔργων ἀγαθῶν</w:t>
-      </w:r>
-    </w:p>
-    <w:p>
-      <w:pPr/>
-      <w:r>
-        <w:rPr>
-          <w:lang w:val="zh_TW" w:bidi="zh_TW"/>
-        </w:rPr>
-      </w:r>
-      <w:r>
-        <w:rPr>
-          <w:b/>
-          <w:lang w:val="zh_TW" w:bidi="zh_TW"/>
-        </w:rPr>
         <w:t>「</w:t>
       </w:r>
       <w:r>
@@ -26860,21 +26605,6 @@
           <w:b/>
           <w:lang w:val="zh_TW" w:bidi="zh_TW"/>
         </w:rPr>
-        <w:t>μείνωσιν ἐν πίστει, καὶ ἀγάπῃ, καὶ ἁγιασμῷ, μετὰ σωφροσύνης</w:t>
-      </w:r>
-    </w:p>
-    <w:p>
-      <w:pPr/>
-      <w:r>
-        <w:rPr>
-          <w:lang w:val="zh_TW" w:bidi="zh_TW"/>
-        </w:rPr>
-      </w:r>
-      <w:r>
-        <w:rPr>
-          <w:b/>
-          <w:lang w:val="zh_TW" w:bidi="zh_TW"/>
-        </w:rPr>
         <w:t>「</w:t>
       </w:r>
       <w:r>
@@ -27176,21 +26906,6 @@
         <w:rPr>
           <w:lang w:val="zh_TW" w:bidi="zh_TW"/>
         </w:rPr>
-      </w:r>
-    </w:p>
-    <w:p>
-      <w:pPr/>
-      <w:r>
-        <w:rPr>
-          <w:lang w:val="zh_TW" w:bidi="zh_TW"/>
-        </w:rPr>
-      </w:r>
-      <w:r>
-        <w:rPr>
-          <w:b/>
-          <w:lang w:val="zh_TW" w:bidi="zh_TW"/>
-        </w:rPr>
-        <w:t>πιστὸς ὁ λόγος: εἴ τις ἐπισκοπῆς ὀρέγεται, καλοῦ ἔργου ἐπιθυμεῖ</w:t>
       </w:r>
     </w:p>
     <w:p>
@@ -27430,21 +27145,6 @@
           <w:b/>
           <w:lang w:val="zh_TW" w:bidi="zh_TW"/>
         </w:rPr>
-        <w:t>εἴ τις ἐπισκοπῆς ὀρέγεται, καλοῦ ἔργου ἐπιθυμεῖ</w:t>
-      </w:r>
-    </w:p>
-    <w:p>
-      <w:pPr/>
-      <w:r>
-        <w:rPr>
-          <w:lang w:val="zh_TW" w:bidi="zh_TW"/>
-        </w:rPr>
-      </w:r>
-      <w:r>
-        <w:rPr>
-          <w:b/>
-          <w:lang w:val="zh_TW" w:bidi="zh_TW"/>
-        </w:rPr>
         <w:t>「</w:t>
       </w:r>
       <w:r>
@@ -28445,21 +28145,6 @@
           <w:b/>
           <w:lang w:val="zh_TW" w:bidi="zh_TW"/>
         </w:rPr>
-        <w:t>μὴ πάροινον</w:t>
-      </w:r>
-    </w:p>
-    <w:p>
-      <w:pPr/>
-      <w:r>
-        <w:rPr>
-          <w:lang w:val="zh_TW" w:bidi="zh_TW"/>
-        </w:rPr>
-      </w:r>
-      <w:r>
-        <w:rPr>
-          <w:b/>
-          <w:lang w:val="zh_TW" w:bidi="zh_TW"/>
-        </w:rPr>
         <w:t>「不因酒滋事」</w:t>
       </w:r>
     </w:p>
@@ -28523,21 +28208,6 @@
           <w:b/>
           <w:lang w:val="zh_TW" w:bidi="zh_TW"/>
         </w:rPr>
-        <w:t>μὴ πλήκτην</w:t>
-      </w:r>
-    </w:p>
-    <w:p>
-      <w:pPr/>
-      <w:r>
-        <w:rPr>
-          <w:lang w:val="zh_TW" w:bidi="zh_TW"/>
-        </w:rPr>
-      </w:r>
-      <w:r>
-        <w:rPr>
-          <w:b/>
-          <w:lang w:val="zh_TW" w:bidi="zh_TW"/>
-        </w:rPr>
         <w:t>「不打人」</w:t>
       </w:r>
     </w:p>
@@ -28712,21 +28382,6 @@
           <w:b/>
           <w:lang w:val="zh_TW" w:bidi="zh_TW"/>
         </w:rPr>
-        <w:t>ἀφιλάργυρον</w:t>
-      </w:r>
-    </w:p>
-    <w:p>
-      <w:pPr/>
-      <w:r>
-        <w:rPr>
-          <w:lang w:val="zh_TW" w:bidi="zh_TW"/>
-        </w:rPr>
-      </w:r>
-      <w:r>
-        <w:rPr>
-          <w:b/>
-          <w:lang w:val="zh_TW" w:bidi="zh_TW"/>
-        </w:rPr>
         <w:t>「不貪財」</w:t>
       </w:r>
     </w:p>
@@ -28790,21 +28445,6 @@
           <w:b/>
           <w:lang w:val="zh_TW" w:bidi="zh_TW"/>
         </w:rPr>
-        <w:t>προϊστάμενον</w:t>
-      </w:r>
-    </w:p>
-    <w:p>
-      <w:pPr/>
-      <w:r>
-        <w:rPr>
-          <w:lang w:val="zh_TW" w:bidi="zh_TW"/>
-        </w:rPr>
-      </w:r>
-      <w:r>
-        <w:rPr>
-          <w:b/>
-          <w:lang w:val="zh_TW" w:bidi="zh_TW"/>
-        </w:rPr>
         <w:t>「管理」</w:t>
       </w:r>
     </w:p>
@@ -29280,21 +28920,6 @@
           <w:b/>
           <w:lang w:val="zh_TW" w:bidi="zh_TW"/>
         </w:rPr>
-        <w:t>εἰ &amp; τις τοῦ ἰδίου οἴκου προστῆναι οὐκ οἶδεν, πῶς</w:t>
-      </w:r>
-    </w:p>
-    <w:p>
-      <w:pPr/>
-      <w:r>
-        <w:rPr>
-          <w:lang w:val="zh_TW" w:bidi="zh_TW"/>
-        </w:rPr>
-      </w:r>
-      <w:r>
-        <w:rPr>
-          <w:b/>
-          <w:lang w:val="zh_TW" w:bidi="zh_TW"/>
-        </w:rPr>
         <w:t>「</w:t>
       </w:r>
       <w:r>
@@ -29392,21 +29017,6 @@
           <w:b/>
           <w:lang w:val="zh_TW" w:bidi="zh_TW"/>
         </w:rPr>
-        <w:t>προστῆναι</w:t>
-      </w:r>
-    </w:p>
-    <w:p>
-      <w:pPr/>
-      <w:r>
-        <w:rPr>
-          <w:lang w:val="zh_TW" w:bidi="zh_TW"/>
-        </w:rPr>
-      </w:r>
-      <w:r>
-        <w:rPr>
-          <w:b/>
-          <w:lang w:val="zh_TW" w:bidi="zh_TW"/>
-        </w:rPr>
         <w:t>「管理」</w:t>
       </w:r>
     </w:p>
@@ -29830,21 +29440,6 @@
           <w:b/>
           <w:lang w:val="zh_TW" w:bidi="zh_TW"/>
         </w:rPr>
-        <w:t>μὴ νεόφυτον</w:t>
-      </w:r>
-    </w:p>
-    <w:p>
-      <w:pPr/>
-      <w:r>
-        <w:rPr>
-          <w:lang w:val="zh_TW" w:bidi="zh_TW"/>
-        </w:rPr>
-      </w:r>
-      <w:r>
-        <w:rPr>
-          <w:b/>
-          <w:lang w:val="zh_TW" w:bidi="zh_TW"/>
-        </w:rPr>
         <w:t>「初入教的不可」</w:t>
       </w:r>
     </w:p>
@@ -30776,21 +30371,6 @@
           <w:b/>
           <w:lang w:val="zh_TW" w:bidi="zh_TW"/>
         </w:rPr>
-        <w:t>μαρτυρίαν καλὴν &amp; ἀπὸ</w:t>
-      </w:r>
-    </w:p>
-    <w:p>
-      <w:pPr/>
-      <w:r>
-        <w:rPr>
-          <w:lang w:val="zh_TW" w:bidi="zh_TW"/>
-        </w:rPr>
-      </w:r>
-      <w:r>
-        <w:rPr>
-          <w:b/>
-          <w:lang w:val="zh_TW" w:bidi="zh_TW"/>
-        </w:rPr>
         <w:t>「在……中有好名聲」</w:t>
       </w:r>
     </w:p>
@@ -31076,21 +30656,6 @@
           <w:b/>
           <w:lang w:val="zh_TW" w:bidi="zh_TW"/>
         </w:rPr>
-        <w:t>μὴ εἰς ὀνειδισμὸν ἐμπέσῃ, καὶ</w:t>
-      </w:r>
-    </w:p>
-    <w:p>
-      <w:pPr/>
-      <w:r>
-        <w:rPr>
-          <w:lang w:val="zh_TW" w:bidi="zh_TW"/>
-        </w:rPr>
-      </w:r>
-      <w:r>
-        <w:rPr>
-          <w:b/>
-          <w:lang w:val="zh_TW" w:bidi="zh_TW"/>
-        </w:rPr>
         <w:t>「他不致落入責備（和合本譯為：恐怕被人毀謗），並」</w:t>
       </w:r>
     </w:p>
@@ -31284,21 +30849,6 @@
         <w:rPr>
           <w:lang w:val="zh_TW" w:bidi="zh_TW"/>
         </w:rPr>
-      </w:r>
-    </w:p>
-    <w:p>
-      <w:pPr/>
-      <w:r>
-        <w:rPr>
-          <w:lang w:val="zh_TW" w:bidi="zh_TW"/>
-        </w:rPr>
-      </w:r>
-      <w:r>
-        <w:rPr>
-          <w:b/>
-          <w:lang w:val="zh_TW" w:bidi="zh_TW"/>
-        </w:rPr>
-        <w:t>διακόνους ὡσαύτως</w:t>
       </w:r>
     </w:p>
     <w:p>
@@ -32419,21 +31969,6 @@
           <w:b/>
           <w:lang w:val="zh_TW" w:bidi="zh_TW"/>
         </w:rPr>
-        <w:t>καὶ οὗτοι &amp; δοκιμαζέσθωσαν πρῶτον; εἶτα διακονείτωσαν</w:t>
-      </w:r>
-    </w:p>
-    <w:p>
-      <w:pPr/>
-      <w:r>
-        <w:rPr>
-          <w:lang w:val="zh_TW" w:bidi="zh_TW"/>
-        </w:rPr>
-      </w:r>
-      <w:r>
-        <w:rPr>
-          <w:b/>
-          <w:lang w:val="zh_TW" w:bidi="zh_TW"/>
-        </w:rPr>
         <w:t>「讓他們也先受試驗......然後讓他們服事（和合本譯為：這等人也要先受試驗......然後叫他們做執事）」</w:t>
       </w:r>
     </w:p>
@@ -32849,21 +32384,6 @@
         <w:rPr>
           <w:lang w:val="zh_TW" w:bidi="zh_TW"/>
         </w:rPr>
-      </w:r>
-    </w:p>
-    <w:p>
-      <w:pPr/>
-      <w:r>
-        <w:rPr>
-          <w:lang w:val="zh_TW" w:bidi="zh_TW"/>
-        </w:rPr>
-      </w:r>
-      <w:r>
-        <w:rPr>
-          <w:b/>
-          <w:lang w:val="zh_TW" w:bidi="zh_TW"/>
-        </w:rPr>
-        <w:t>σεμνάς</w:t>
       </w:r>
     </w:p>
     <w:p>
@@ -33279,21 +32799,6 @@
           <w:b/>
           <w:lang w:val="zh_TW" w:bidi="zh_TW"/>
         </w:rPr>
-        <w:t>προϊστάμενοι</w:t>
-      </w:r>
-    </w:p>
-    <w:p>
-      <w:pPr/>
-      <w:r>
-        <w:rPr>
-          <w:lang w:val="zh_TW" w:bidi="zh_TW"/>
-        </w:rPr>
-      </w:r>
-      <w:r>
-        <w:rPr>
-          <w:b/>
-          <w:lang w:val="zh_TW" w:bidi="zh_TW"/>
-        </w:rPr>
         <w:t>「領導（和合本譯為：管理）」</w:t>
       </w:r>
     </w:p>
@@ -36474,21 +35979,6 @@
           <w:b/>
           <w:lang w:val="zh_TW" w:bidi="zh_TW"/>
         </w:rPr>
-        <w:t>ὃς ἐφανερώθη ἐν σαρκί, ἐδικαιώθη ἐν Πνεύματι, ὤφθη ἀγγέλοις, ἐκηρύχθη ἐν ἔθνεσιν, ἐπιστεύθη ἐν κόσμῳ, ἀνελήμφθη ἐν δόξῃ</w:t>
-      </w:r>
-    </w:p>
-    <w:p>
-      <w:pPr/>
-      <w:r>
-        <w:rPr>
-          <w:lang w:val="zh_TW" w:bidi="zh_TW"/>
-        </w:rPr>
-      </w:r>
-      <w:r>
-        <w:rPr>
-          <w:b/>
-          <w:lang w:val="zh_TW" w:bidi="zh_TW"/>
-        </w:rPr>
         <w:t>「在肉身顯現，被聖靈稱義」</w:t>
       </w:r>
     </w:p>
@@ -36572,21 +36062,6 @@
           <w:b/>
           <w:lang w:val="zh_TW" w:bidi="zh_TW"/>
         </w:rPr>
-        <w:t>ὃς ἐφανερώθη ἐν σαρκί, ἐδικαιώθη ἐν Πνεύματι, ὤφθη ἀγγέλοις, ἐκηρύχθη ἐν ἔθνεσιν, ἐπιστεύθη ἐν κόσμῳ, ἀνελήμφθη ἐν δόξῃ</w:t>
-      </w:r>
-    </w:p>
-    <w:p>
-      <w:pPr/>
-      <w:r>
-        <w:rPr>
-          <w:lang w:val="zh_TW" w:bidi="zh_TW"/>
-        </w:rPr>
-      </w:r>
-      <w:r>
-        <w:rPr>
-          <w:b/>
-          <w:lang w:val="zh_TW" w:bidi="zh_TW"/>
-        </w:rPr>
         <w:t>「在肉身裏被顯現，在聖靈裡稱義，（和合本譯為：在肉身顯現，被聖靈稱義）」</w:t>
       </w:r>
     </w:p>
@@ -40347,21 +39822,6 @@
           <w:b/>
           <w:lang w:val="zh_TW" w:bidi="zh_TW"/>
         </w:rPr>
-        <w:t>οὐδὲν ἀπόβλητον μετὰ εὐχαριστίας λαμβανόμενον</w:t>
-      </w:r>
-    </w:p>
-    <w:p>
-      <w:pPr/>
-      <w:r>
-        <w:rPr>
-          <w:lang w:val="zh_TW" w:bidi="zh_TW"/>
-        </w:rPr>
-      </w:r>
-      <w:r>
-        <w:rPr>
-          <w:b/>
-          <w:lang w:val="zh_TW" w:bidi="zh_TW"/>
-        </w:rPr>
         <w:t>「以感謝被領受的</w:t>
       </w:r>
       <w:r>
@@ -40680,21 +40140,6 @@
         <w:rPr>
           <w:lang w:val="zh_TW" w:bidi="zh_TW"/>
         </w:rPr>
-      </w:r>
-    </w:p>
-    <w:p>
-      <w:pPr/>
-      <w:r>
-        <w:rPr>
-          <w:lang w:val="zh_TW" w:bidi="zh_TW"/>
-        </w:rPr>
-      </w:r>
-      <w:r>
-        <w:rPr>
-          <w:b/>
-          <w:lang w:val="zh_TW" w:bidi="zh_TW"/>
-        </w:rPr>
-        <w:t>ἁγιάζεται &amp; διὰ λόγου Θεοῦ καὶ ἐντεύξεως</w:t>
       </w:r>
     </w:p>
     <w:p>
@@ -41775,21 +41220,6 @@
           <w:b/>
           <w:lang w:val="zh_TW" w:bidi="zh_TW"/>
         </w:rPr>
-        <w:t>ἐντρεφόμενος τοῖς λόγοις τῆς πίστεως, καὶ τῆς καλῆς διδασκαλίας ᾗ παρηκολούθηκας</w:t>
-      </w:r>
-    </w:p>
-    <w:p>
-      <w:pPr/>
-      <w:r>
-        <w:rPr>
-          <w:lang w:val="zh_TW" w:bidi="zh_TW"/>
-        </w:rPr>
-      </w:r>
-      <w:r>
-        <w:rPr>
-          <w:b/>
-          <w:lang w:val="zh_TW" w:bidi="zh_TW"/>
-        </w:rPr>
         <w:t>「在這信仰的話語以及你所遵循的良好教導上被培育（和合本譯為：在真道的話語和你向來所服從的善道上得了教育）」</w:t>
       </w:r>
     </w:p>
@@ -44296,21 +43726,6 @@
           <w:b/>
           <w:lang w:val="zh_TW" w:bidi="zh_TW"/>
         </w:rPr>
-        <w:t>πιστὸς ὁ λόγος, καὶ πάσης ἀποδοχῆς ἄξιος</w:t>
-      </w:r>
-    </w:p>
-    <w:p>
-      <w:pPr/>
-      <w:r>
-        <w:rPr>
-          <w:lang w:val="zh_TW" w:bidi="zh_TW"/>
-        </w:rPr>
-      </w:r>
-      <w:r>
-        <w:rPr>
-          <w:b/>
-          <w:lang w:val="zh_TW" w:bidi="zh_TW"/>
-        </w:rPr>
         <w:t>「這話是可信的，是十分可佩服的」</w:t>
       </w:r>
     </w:p>
@@ -45941,21 +45356,6 @@
           <w:b/>
           <w:lang w:val="zh_TW" w:bidi="zh_TW"/>
         </w:rPr>
-        <w:t>ἐν λόγῳ, ἐν ἀναστροφῇ, ἐν ἀγάπῃ, ἐν πίστει, ἐν ἁγνίᾳ</w:t>
-      </w:r>
-    </w:p>
-    <w:p>
-      <w:pPr/>
-      <w:r>
-        <w:rPr>
-          <w:lang w:val="zh_TW" w:bidi="zh_TW"/>
-        </w:rPr>
-      </w:r>
-      <w:r>
-        <w:rPr>
-          <w:b/>
-          <w:lang w:val="zh_TW" w:bidi="zh_TW"/>
-        </w:rPr>
         <w:t>「在言語、行為、愛心、信心、清潔上」</w:t>
       </w:r>
     </w:p>
@@ -46495,21 +45895,6 @@
         <w:rPr>
           <w:lang w:val="zh_TW" w:bidi="zh_TW"/>
         </w:rPr>
-      </w:r>
-    </w:p>
-    <w:p>
-      <w:pPr/>
-      <w:r>
-        <w:rPr>
-          <w:lang w:val="zh_TW" w:bidi="zh_TW"/>
-        </w:rPr>
-      </w:r>
-      <w:r>
-        <w:rPr>
-          <w:b/>
-          <w:lang w:val="zh_TW" w:bidi="zh_TW"/>
-        </w:rPr>
-        <w:t>πρόσεχε τῇ ἀναγνώσει, τῇ παρακλήσει, τῇ διδασκαλίᾳ</w:t>
       </w:r>
     </w:p>
     <w:p>
@@ -48001,21 +47386,6 @@
           <w:b/>
           <w:lang w:val="zh_TW" w:bidi="zh_TW"/>
         </w:rPr>
-        <w:t>ἐπίμενε αὐτοῖς, τοῦτο γὰρ ποιῶν, καὶ σεαυτὸν σώσεις καὶ τοὺς ἀκούοντάς σου</w:t>
-      </w:r>
-    </w:p>
-    <w:p>
-      <w:pPr/>
-      <w:r>
-        <w:rPr>
-          <w:lang w:val="zh_TW" w:bidi="zh_TW"/>
-        </w:rPr>
-      </w:r>
-      <w:r>
-        <w:rPr>
-          <w:b/>
-          <w:lang w:val="zh_TW" w:bidi="zh_TW"/>
-        </w:rPr>
         <w:t>「要在這些事上恆心；因為這樣行，又能救自己，又能救聽你的人」</w:t>
       </w:r>
     </w:p>
@@ -50359,21 +49729,6 @@
           <w:b/>
           <w:lang w:val="zh_TW" w:bidi="zh_TW"/>
         </w:rPr>
-        <w:t>ἀμοιβὰς ἀποδιδόναι τοῖς προγόνοις</w:t>
-      </w:r>
-    </w:p>
-    <w:p>
-      <w:pPr/>
-      <w:r>
-        <w:rPr>
-          <w:lang w:val="zh_TW" w:bidi="zh_TW"/>
-        </w:rPr>
-      </w:r>
-      <w:r>
-        <w:rPr>
-          <w:b/>
-          <w:lang w:val="zh_TW" w:bidi="zh_TW"/>
-        </w:rPr>
         <w:t>「報答親恩」</w:t>
       </w:r>
     </w:p>
@@ -51167,21 +50522,6 @@
         <w:rPr>
           <w:lang w:val="zh_TW" w:bidi="zh_TW"/>
         </w:rPr>
-      </w:r>
-    </w:p>
-    <w:p>
-      <w:pPr/>
-      <w:r>
-        <w:rPr>
-          <w:lang w:val="zh_TW" w:bidi="zh_TW"/>
-        </w:rPr>
-      </w:r>
-      <w:r>
-        <w:rPr>
-          <w:b/>
-          <w:lang w:val="zh_TW" w:bidi="zh_TW"/>
-        </w:rPr>
-        <w:t>ἡ &amp; ὄντως χήρα καὶ μεμονωμένη</w:t>
       </w:r>
     </w:p>
     <w:p>
@@ -51964,21 +51304,6 @@
           <w:b/>
           <w:lang w:val="zh_TW" w:bidi="zh_TW"/>
         </w:rPr>
-        <w:t>σπαταλῶσα</w:t>
-      </w:r>
-    </w:p>
-    <w:p>
-      <w:pPr/>
-      <w:r>
-        <w:rPr>
-          <w:lang w:val="zh_TW" w:bidi="zh_TW"/>
-        </w:rPr>
-      </w:r>
-      <w:r>
-        <w:rPr>
-          <w:b/>
-          <w:lang w:val="zh_TW" w:bidi="zh_TW"/>
-        </w:rPr>
         <w:t>「</w:t>
       </w:r>
       <w:r>
@@ -54050,21 +53375,6 @@
           <w:b/>
           <w:lang w:val="zh_TW" w:bidi="zh_TW"/>
         </w:rPr>
-        <w:t>ἔργοις καλοῖς &amp; εἰ ἐτεκνοτρόφησεν, εἰ ἐξενοδόχησεν, εἰ ἁγίων πόδας ἔνιψεν, εἰ θλιβομένοις ἐπήρκεσεν, εἰ παντὶ ἔργῳ ἀγαθῷ ἐπηκολούθησεν</w:t>
-      </w:r>
-    </w:p>
-    <w:p>
-      <w:pPr/>
-      <w:r>
-        <w:rPr>
-          <w:lang w:val="zh_TW" w:bidi="zh_TW"/>
-        </w:rPr>
-      </w:r>
-      <w:r>
-        <w:rPr>
-          <w:b/>
-          <w:lang w:val="zh_TW" w:bidi="zh_TW"/>
-        </w:rPr>
         <w:t>「善行：如果她撫養了孩子，如果她接待了陌生人，如果她洗了聖徒的腳，如果她幫助了受苦的人，如果她做了每一樣善行（和合本譯為：行善</w:t>
       </w:r>
       <w:r>
@@ -54174,21 +53484,6 @@
         <w:rPr>
           <w:lang w:val="zh_TW" w:bidi="zh_TW"/>
         </w:rPr>
-      </w:r>
-    </w:p>
-    <w:p>
-      <w:pPr/>
-      <w:r>
-        <w:rPr>
-          <w:lang w:val="zh_TW" w:bidi="zh_TW"/>
-        </w:rPr>
-      </w:r>
-      <w:r>
-        <w:rPr>
-          <w:b/>
-          <w:lang w:val="zh_TW" w:bidi="zh_TW"/>
-        </w:rPr>
-        <w:t>ἐξενοδόχησεν</w:t>
       </w:r>
     </w:p>
     <w:p>
@@ -55383,21 +54678,6 @@
           <w:b/>
           <w:lang w:val="zh_TW" w:bidi="zh_TW"/>
         </w:rPr>
-        <w:t>ἔχουσαι κρίμα ὅτι τὴν πρώτην πίστιν ἠθέτησαν</w:t>
-      </w:r>
-    </w:p>
-    <w:p>
-      <w:pPr/>
-      <w:r>
-        <w:rPr>
-          <w:lang w:val="zh_TW" w:bidi="zh_TW"/>
-        </w:rPr>
-      </w:r>
-      <w:r>
-        <w:rPr>
-          <w:b/>
-          <w:lang w:val="zh_TW" w:bidi="zh_TW"/>
-        </w:rPr>
         <w:t>「被定罪，是因廢棄了當初所許的願」</w:t>
       </w:r>
     </w:p>
@@ -56650,21 +55930,6 @@
           <w:b/>
           <w:lang w:val="zh_TW" w:bidi="zh_TW"/>
         </w:rPr>
-        <w:t>μηδεμίαν ἀφορμὴν διδόναι τῷ ἀντικειμένῳ λοιδορίας χάριν</w:t>
-      </w:r>
-    </w:p>
-    <w:p>
-      <w:pPr/>
-      <w:r>
-        <w:rPr>
-          <w:lang w:val="zh_TW" w:bidi="zh_TW"/>
-        </w:rPr>
-      </w:r>
-      <w:r>
-        <w:rPr>
-          <w:b/>
-          <w:lang w:val="zh_TW" w:bidi="zh_TW"/>
-        </w:rPr>
         <w:t>「不給敵人辱罵的把柄」</w:t>
       </w:r>
     </w:p>
@@ -57871,21 +57136,6 @@
         <w:rPr>
           <w:lang w:val="zh_TW" w:bidi="zh_TW"/>
         </w:rPr>
-      </w:r>
-    </w:p>
-    <w:p>
-      <w:pPr/>
-      <w:r>
-        <w:rPr>
-          <w:lang w:val="zh_TW" w:bidi="zh_TW"/>
-        </w:rPr>
-      </w:r>
-      <w:r>
-        <w:rPr>
-          <w:b/>
-          <w:lang w:val="zh_TW" w:bidi="zh_TW"/>
-        </w:rPr>
-        <w:t>μὴ βαρείσθω ἡ ἐκκλησία</w:t>
       </w:r>
     </w:p>
     <w:p>
@@ -58112,21 +57362,6 @@
           <w:b/>
           <w:lang w:val="zh_TW" w:bidi="zh_TW"/>
         </w:rPr>
-        <w:t>οἱ καλῶς προεστῶτες πρεσβύτεροι &amp; ἀξιούσθωσαν</w:t>
-      </w:r>
-    </w:p>
-    <w:p>
-      <w:pPr/>
-      <w:r>
-        <w:rPr>
-          <w:lang w:val="zh_TW" w:bidi="zh_TW"/>
-        </w:rPr>
-      </w:r>
-      <w:r>
-        <w:rPr>
-          <w:b/>
-          <w:lang w:val="zh_TW" w:bidi="zh_TW"/>
-        </w:rPr>
         <w:t>「讓那些善於管理的長老被認為是配得（和合本譯為：那善於管理教會的長老，當以為配受）」</w:t>
       </w:r>
     </w:p>
@@ -58334,21 +57569,6 @@
           <w:b/>
           <w:lang w:val="zh_TW" w:bidi="zh_TW"/>
         </w:rPr>
-        <w:t>προεστῶτες</w:t>
-      </w:r>
-    </w:p>
-    <w:p>
-      <w:pPr/>
-      <w:r>
-        <w:rPr>
-          <w:lang w:val="zh_TW" w:bidi="zh_TW"/>
-        </w:rPr>
-      </w:r>
-      <w:r>
-        <w:rPr>
-          <w:b/>
-          <w:lang w:val="zh_TW" w:bidi="zh_TW"/>
-        </w:rPr>
         <w:t>「曾帶領（和合本譯為：管理）」</w:t>
       </w:r>
     </w:p>
@@ -58920,21 +58140,6 @@
         <w:rPr>
           <w:lang w:val="zh_TW" w:bidi="zh_TW"/>
         </w:rPr>
-      </w:r>
-    </w:p>
-    <w:p>
-      <w:pPr/>
-      <w:r>
-        <w:rPr>
-          <w:lang w:val="zh_TW" w:bidi="zh_TW"/>
-        </w:rPr>
-      </w:r>
-      <w:r>
-        <w:rPr>
-          <w:b/>
-          <w:lang w:val="zh_TW" w:bidi="zh_TW"/>
-        </w:rPr>
-        <w:t>λέγει &amp; ἡ Γραφή, βοῦν ἀλοῶντα οὐ φιμώσεις, καί, ἄξιος ὁ ἐργάτης τοῦ μισθοῦ αὐτοῦ</w:t>
       </w:r>
     </w:p>
     <w:p>
@@ -59826,21 +59031,6 @@
           <w:b/>
           <w:lang w:val="zh_TW" w:bidi="zh_TW"/>
         </w:rPr>
-        <w:t>κατὰ πρεσβυτέρου κατηγορίαν μὴ παραδέχου</w:t>
-      </w:r>
-    </w:p>
-    <w:p>
-      <w:pPr/>
-      <w:r>
-        <w:rPr>
-          <w:lang w:val="zh_TW" w:bidi="zh_TW"/>
-        </w:rPr>
-      </w:r>
-      <w:r>
-        <w:rPr>
-          <w:b/>
-          <w:lang w:val="zh_TW" w:bidi="zh_TW"/>
-        </w:rPr>
         <w:t>「控告長老的呈子，</w:t>
       </w:r>
       <w:r>
@@ -59951,21 +59141,6 @@
           <w:b/>
           <w:lang w:val="zh_TW" w:bidi="zh_TW"/>
         </w:rPr>
-        <w:t>κατηγορίαν μὴ παραδέχου, ἐκτὸς εἰ μὴ</w:t>
-      </w:r>
-    </w:p>
-    <w:p>
-      <w:pPr/>
-      <w:r>
-        <w:rPr>
-          <w:lang w:val="zh_TW" w:bidi="zh_TW"/>
-        </w:rPr>
-      </w:r>
-      <w:r>
-        <w:rPr>
-          <w:b/>
-          <w:lang w:val="zh_TW" w:bidi="zh_TW"/>
-        </w:rPr>
         <w:t>「不要接受指控除非</w:t>
       </w:r>
       <w:r>
@@ -60161,21 +59336,6 @@
         <w:rPr>
           <w:lang w:val="zh_TW" w:bidi="zh_TW"/>
         </w:rPr>
-      </w:r>
-    </w:p>
-    <w:p>
-      <w:pPr/>
-      <w:r>
-        <w:rPr>
-          <w:lang w:val="zh_TW" w:bidi="zh_TW"/>
-        </w:rPr>
-      </w:r>
-      <w:r>
-        <w:rPr>
-          <w:b/>
-          <w:lang w:val="zh_TW" w:bidi="zh_TW"/>
-        </w:rPr>
-        <w:t>δύο ἢ τριῶν</w:t>
       </w:r>
     </w:p>
     <w:p>
@@ -61144,21 +60304,6 @@
           <w:b/>
           <w:lang w:val="zh_TW" w:bidi="zh_TW"/>
         </w:rPr>
-        <w:t>χωρὶς προκρίματος, μηδὲν ποιῶν κατὰ πρόσκλισιν</w:t>
-      </w:r>
-    </w:p>
-    <w:p>
-      <w:pPr/>
-      <w:r>
-        <w:rPr>
-          <w:lang w:val="zh_TW" w:bidi="zh_TW"/>
-        </w:rPr>
-      </w:r>
-      <w:r>
-        <w:rPr>
-          <w:b/>
-          <w:lang w:val="zh_TW" w:bidi="zh_TW"/>
-        </w:rPr>
         <w:t>「不可存成見，行事也不可有偏心」</w:t>
       </w:r>
     </w:p>
@@ -61262,21 +60407,6 @@
           <w:b/>
           <w:lang w:val="zh_TW" w:bidi="zh_TW"/>
         </w:rPr>
-        <w:t>χωρὶς προκρίματος, μηδὲν ποιῶν κατὰ πρόσκλισιν</w:t>
-      </w:r>
-    </w:p>
-    <w:p>
-      <w:pPr/>
-      <w:r>
-        <w:rPr>
-          <w:lang w:val="zh_TW" w:bidi="zh_TW"/>
-        </w:rPr>
-      </w:r>
-      <w:r>
-        <w:rPr>
-          <w:b/>
-          <w:lang w:val="zh_TW" w:bidi="zh_TW"/>
-        </w:rPr>
         <w:t>「不可存成見，行事也不可有偏心」</w:t>
       </w:r>
     </w:p>
@@ -63816,21 +62946,6 @@
           <w:b/>
           <w:lang w:val="zh_TW" w:bidi="zh_TW"/>
         </w:rPr>
-        <w:t>μὴ καταφρονείτωσαν &amp; δουλευέτωσαν</w:t>
-      </w:r>
-    </w:p>
-    <w:p>
-      <w:pPr/>
-      <w:r>
-        <w:rPr>
-          <w:lang w:val="zh_TW" w:bidi="zh_TW"/>
-        </w:rPr>
-      </w:r>
-      <w:r>
-        <w:rPr>
-          <w:b/>
-          <w:lang w:val="zh_TW" w:bidi="zh_TW"/>
-        </w:rPr>
         <w:t>「讓他們不要輕視他們（和合本譯為：不可</w:t>
       </w:r>
       <w:r>
@@ -64163,21 +63278,6 @@
           <w:b/>
           <w:lang w:val="zh_TW" w:bidi="zh_TW"/>
         </w:rPr>
-        <w:t>ἀλλὰ μᾶλλον δουλευέτωσαν, ὅτι πιστοί εἰσιν καὶ ἀγαπητοὶ, οἱ τῆς εὐεργεσίας ἀντιλαμβανόμενοι</w:t>
-      </w:r>
-    </w:p>
-    <w:p>
-      <w:pPr/>
-      <w:r>
-        <w:rPr>
-          <w:lang w:val="zh_TW" w:bidi="zh_TW"/>
-        </w:rPr>
-      </w:r>
-      <w:r>
-        <w:rPr>
-          <w:b/>
-          <w:lang w:val="zh_TW" w:bidi="zh_TW"/>
-        </w:rPr>
         <w:t>「更要加意服事他；因為得服事之益處的，是信道蒙愛的」</w:t>
       </w:r>
     </w:p>
@@ -64508,21 +63608,6 @@
         <w:rPr>
           <w:lang w:val="zh_TW" w:bidi="zh_TW"/>
         </w:rPr>
-      </w:r>
-    </w:p>
-    <w:p>
-      <w:pPr/>
-      <w:r>
-        <w:rPr>
-          <w:lang w:val="zh_TW" w:bidi="zh_TW"/>
-        </w:rPr>
-      </w:r>
-      <w:r>
-        <w:rPr>
-          <w:b/>
-          <w:lang w:val="zh_TW" w:bidi="zh_TW"/>
-        </w:rPr>
-        <w:t>οἱ τῆς εὐεργεσίας ἀντιλαμβανόμενοι</w:t>
       </w:r>
     </w:p>
     <w:p>
@@ -65106,21 +64191,6 @@
           <w:b/>
           <w:lang w:val="zh_TW" w:bidi="zh_TW"/>
         </w:rPr>
-        <w:t>μὴ προσέρχεται ὑγιαίνουσι λόγοις &amp; τῇ &amp; διδασκαλίᾳ</w:t>
-      </w:r>
-    </w:p>
-    <w:p>
-      <w:pPr/>
-      <w:r>
-        <w:rPr>
-          <w:lang w:val="zh_TW" w:bidi="zh_TW"/>
-        </w:rPr>
-      </w:r>
-      <w:r>
-        <w:rPr>
-          <w:b/>
-          <w:lang w:val="zh_TW" w:bidi="zh_TW"/>
-        </w:rPr>
         <w:t>「不來到健全的話語前（和合本譯為：</w:t>
       </w:r>
       <w:r>
@@ -65728,21 +64798,6 @@
           <w:b/>
           <w:lang w:val="zh_TW" w:bidi="zh_TW"/>
         </w:rPr>
-        <w:t>τῇ κατ’ εὐσέβειαν διδασκαλίᾳ</w:t>
-      </w:r>
-    </w:p>
-    <w:p>
-      <w:pPr/>
-      <w:r>
-        <w:rPr>
-          <w:lang w:val="zh_TW" w:bidi="zh_TW"/>
-        </w:rPr>
-      </w:r>
-      <w:r>
-        <w:rPr>
-          <w:b/>
-          <w:lang w:val="zh_TW" w:bidi="zh_TW"/>
-        </w:rPr>
         <w:t>「那合乎敬虔的道理」</w:t>
       </w:r>
     </w:p>
@@ -66493,21 +65548,6 @@
           <w:b/>
           <w:lang w:val="zh_TW" w:bidi="zh_TW"/>
         </w:rPr>
-        <w:t>ζητήσεις καὶ λογομαχίας</w:t>
-      </w:r>
-    </w:p>
-    <w:p>
-      <w:pPr/>
-      <w:r>
-        <w:rPr>
-          <w:lang w:val="zh_TW" w:bidi="zh_TW"/>
-        </w:rPr>
-      </w:r>
-      <w:r>
-        <w:rPr>
-          <w:b/>
-          <w:lang w:val="zh_TW" w:bidi="zh_TW"/>
-        </w:rPr>
         <w:t>「問難，爭辯言詞」</w:t>
       </w:r>
     </w:p>
@@ -66878,21 +65918,6 @@
           <w:b/>
           <w:lang w:val="zh_TW" w:bidi="zh_TW"/>
         </w:rPr>
-        <w:t>γίνεται φθόνος, ἔρις, βλασφημίαι, ὑπόνοιαι πονηραί, διαπαρατριβαὶ &amp; ἀνθρώπων</w:t>
-      </w:r>
-    </w:p>
-    <w:p>
-      <w:pPr/>
-      <w:r>
-        <w:rPr>
-          <w:lang w:val="zh_TW" w:bidi="zh_TW"/>
-        </w:rPr>
-      </w:r>
-      <w:r>
-        <w:rPr>
-          <w:b/>
-          <w:lang w:val="zh_TW" w:bidi="zh_TW"/>
-        </w:rPr>
         <w:t>「嫉妒、紛爭、毀謗、妄疑」</w:t>
       </w:r>
       <w:r>
@@ -67211,21 +66236,6 @@
         <w:rPr>
           <w:lang w:val="zh_TW" w:bidi="zh_TW"/>
         </w:rPr>
-      </w:r>
-    </w:p>
-    <w:p>
-      <w:pPr/>
-      <w:r>
-        <w:rPr>
-          <w:lang w:val="zh_TW" w:bidi="zh_TW"/>
-        </w:rPr>
-      </w:r>
-      <w:r>
-        <w:rPr>
-          <w:b/>
-          <w:lang w:val="zh_TW" w:bidi="zh_TW"/>
-        </w:rPr>
-        <w:t>διεφθαρμένων &amp; τὸν νοῦν καὶ ἀπεστερημένων τῆς ἀληθείας</w:t>
       </w:r>
     </w:p>
     <w:p>
@@ -72349,21 +71359,6 @@
           <w:b/>
           <w:lang w:val="zh_TW" w:bidi="zh_TW"/>
         </w:rPr>
-        <w:t>δικαιοσύνην, εὐσέβειαν, πίστιν, ἀγάπην, ὑπομονήν, πραϋπαθίαν</w:t>
-      </w:r>
-    </w:p>
-    <w:p>
-      <w:pPr/>
-      <w:r>
-        <w:rPr>
-          <w:lang w:val="zh_TW" w:bidi="zh_TW"/>
-        </w:rPr>
-      </w:r>
-      <w:r>
-        <w:rPr>
-          <w:b/>
-          <w:lang w:val="zh_TW" w:bidi="zh_TW"/>
-        </w:rPr>
         <w:t>「公義、敬虔、信心、愛心、忍耐、溫柔」</w:t>
       </w:r>
     </w:p>
@@ -74970,21 +73965,6 @@
           <w:b/>
           <w:lang w:val="zh_TW" w:bidi="zh_TW"/>
         </w:rPr>
-        <w:t>μέχρι τῆς ἐπιφανείας τοῦ Κυρίου ἡμῶν, Ἰησοῦ Χριστοῦ</w:t>
-      </w:r>
-    </w:p>
-    <w:p>
-      <w:pPr/>
-      <w:r>
-        <w:rPr>
-          <w:lang w:val="zh_TW" w:bidi="zh_TW"/>
-        </w:rPr>
-      </w:r>
-      <w:r>
-        <w:rPr>
-          <w:b/>
-          <w:lang w:val="zh_TW" w:bidi="zh_TW"/>
-        </w:rPr>
         <w:t>「直到我們的主耶穌基督顯現」</w:t>
       </w:r>
     </w:p>
@@ -75510,21 +74490,6 @@
           <w:b/>
           <w:lang w:val="zh_TW" w:bidi="zh_TW"/>
         </w:rPr>
-        <w:t>ὁ Βασιλεὺς τῶν βασιλευόντων, καὶ Κύριος τῶν κυριευόντων</w:t>
-      </w:r>
-    </w:p>
-    <w:p>
-      <w:pPr/>
-      <w:r>
-        <w:rPr>
-          <w:lang w:val="zh_TW" w:bidi="zh_TW"/>
-        </w:rPr>
-      </w:r>
-      <w:r>
-        <w:rPr>
-          <w:b/>
-          <w:lang w:val="zh_TW" w:bidi="zh_TW"/>
-        </w:rPr>
         <w:t>「萬王之王，萬主之主」</w:t>
       </w:r>
     </w:p>
@@ -76241,21 +75206,6 @@
         <w:rPr>
           <w:lang w:val="zh_TW" w:bidi="zh_TW"/>
         </w:rPr>
-      </w:r>
-    </w:p>
-    <w:p>
-      <w:pPr/>
-      <w:r>
-        <w:rPr>
-          <w:lang w:val="zh_TW" w:bidi="zh_TW"/>
-        </w:rPr>
-      </w:r>
-      <w:r>
-        <w:rPr>
-          <w:b/>
-          <w:lang w:val="zh_TW" w:bidi="zh_TW"/>
-        </w:rPr>
-        <w:t>ἰδεῖν &amp; ᾧ τιμὴ καὶ κράτος αἰώνιον</w:t>
       </w:r>
     </w:p>
     <w:p>

--- a/zht/docx/54.content.docx
+++ b/zht/docx/54.content.docx
@@ -308,6 +308,21 @@
           <w:b/>
           <w:lang w:val="zh_TW" w:bidi="zh_TW"/>
         </w:rPr>
+        <w:t>κατ’ ἐπιταγὴν Θεοῦ Σωτῆρος ἡμῶν, καὶ Κυρίου Ἰησοῦ Χριστοῦ</w:t>
+      </w:r>
+    </w:p>
+    <w:p>
+      <w:pPr/>
+      <w:r>
+        <w:rPr>
+          <w:lang w:val="zh_TW" w:bidi="zh_TW"/>
+        </w:rPr>
+      </w:r>
+      <w:r>
+        <w:rPr>
+          <w:b/>
+          <w:lang w:val="zh_TW" w:bidi="zh_TW"/>
+        </w:rPr>
         <w:t>「</w:t>
       </w:r>
       <w:r>
@@ -1511,6 +1526,21 @@
         <w:rPr>
           <w:lang w:val="zh_TW" w:bidi="zh_TW"/>
         </w:rPr>
+      </w:r>
+    </w:p>
+    <w:p>
+      <w:pPr/>
+      <w:r>
+        <w:rPr>
+          <w:lang w:val="zh_TW" w:bidi="zh_TW"/>
+        </w:rPr>
+      </w:r>
+      <w:r>
+        <w:rPr>
+          <w:b/>
+          <w:lang w:val="zh_TW" w:bidi="zh_TW"/>
+        </w:rPr>
+        <w:t>χάρις, ἔλεος, εἰρήνη ἀπὸ Θεοῦ Πατρὸς καὶ Χριστοῦ Ἰησοῦ τοῦ Κυρίου ἡμῶν</w:t>
       </w:r>
     </w:p>
     <w:p>
@@ -2268,6 +2298,21 @@
           <w:b/>
           <w:lang w:val="zh_TW" w:bidi="zh_TW"/>
         </w:rPr>
+        <w:t>καθὼς παρεκάλεσά σε προσμεῖναι ἐν Ἐφέσῳ, πορευόμενος εἰς Μακεδονίαν, ἵνα παραγγείλῃς τισὶν μὴ ἑτεροδιδασκαλεῖν, μηδὲ προσέχειν μύθοις καὶ γενεαλογίαις ἀπεράντοις, αἵτινες ἐκζητήσεις παρέχουσι μᾶλλον ἢ οἰκονομίαν Θεοῦ, τὴν ἐν πίστει</w:t>
+      </w:r>
+    </w:p>
+    <w:p>
+      <w:pPr/>
+      <w:r>
+        <w:rPr>
+          <w:lang w:val="zh_TW" w:bidi="zh_TW"/>
+        </w:rPr>
+      </w:r>
+      <w:r>
+        <w:rPr>
+          <w:b/>
+          <w:lang w:val="zh_TW" w:bidi="zh_TW"/>
+        </w:rPr>
         <w:t>「〔正如〕</w:t>
       </w:r>
       <w:r>
@@ -5989,6 +6034,21 @@
           <w:b/>
           <w:lang w:val="zh_TW" w:bidi="zh_TW"/>
         </w:rPr>
+        <w:t>δικαίῳ &amp; ἀνόμοις δὲ καὶ ἀνυποτάκτοις, ἀσεβέσι καὶ ἁμαρτωλοῖς, ἀνοσίοις καὶ βεβήλοις</w:t>
+      </w:r>
+    </w:p>
+    <w:p>
+      <w:pPr/>
+      <w:r>
+        <w:rPr>
+          <w:lang w:val="zh_TW" w:bidi="zh_TW"/>
+        </w:rPr>
+      </w:r>
+      <w:r>
+        <w:rPr>
+          <w:b/>
+          <w:lang w:val="zh_TW" w:bidi="zh_TW"/>
+        </w:rPr>
         <w:t>「不是</w:t>
       </w:r>
       <w:r>
@@ -6697,6 +6757,21 @@
           <w:b/>
           <w:lang w:val="zh_TW" w:bidi="zh_TW"/>
         </w:rPr>
+        <w:t>καὶ εἴ τι ἕτερον τῇ ὑγιαινούσῃ διδασκαλίᾳ ἀντίκειται</w:t>
+      </w:r>
+    </w:p>
+    <w:p>
+      <w:pPr/>
+      <w:r>
+        <w:rPr>
+          <w:lang w:val="zh_TW" w:bidi="zh_TW"/>
+        </w:rPr>
+      </w:r>
+      <w:r>
+        <w:rPr>
+          <w:b/>
+          <w:lang w:val="zh_TW" w:bidi="zh_TW"/>
+        </w:rPr>
         <w:t>「</w:t>
       </w:r>
       <w:r>
@@ -7674,6 +7749,21 @@
           <w:b/>
           <w:lang w:val="zh_TW" w:bidi="zh_TW"/>
         </w:rPr>
+        <w:t>πιστόν με ἡγήσατο</w:t>
+      </w:r>
+    </w:p>
+    <w:p>
+      <w:pPr/>
+      <w:r>
+        <w:rPr>
+          <w:lang w:val="zh_TW" w:bidi="zh_TW"/>
+        </w:rPr>
+      </w:r>
+      <w:r>
+        <w:rPr>
+          <w:b/>
+          <w:lang w:val="zh_TW" w:bidi="zh_TW"/>
+        </w:rPr>
         <w:t>「</w:t>
       </w:r>
       <w:r>
@@ -8348,6 +8438,21 @@
           <w:b/>
           <w:lang w:val="zh_TW" w:bidi="zh_TW"/>
         </w:rPr>
+        <w:t>ἠλεήθην, ὅτι ἀγνοῶν, ἐποίησα ἐν ἀπιστίᾳ</w:t>
+      </w:r>
+    </w:p>
+    <w:p>
+      <w:pPr/>
+      <w:r>
+        <w:rPr>
+          <w:lang w:val="zh_TW" w:bidi="zh_TW"/>
+        </w:rPr>
+      </w:r>
+      <w:r>
+        <w:rPr>
+          <w:b/>
+          <w:lang w:val="zh_TW" w:bidi="zh_TW"/>
+        </w:rPr>
         <w:t>「</w:t>
       </w:r>
       <w:r>
@@ -9581,6 +9686,21 @@
         <w:rPr>
           <w:lang w:val="zh_TW" w:bidi="zh_TW"/>
         </w:rPr>
+      </w:r>
+    </w:p>
+    <w:p>
+      <w:pPr/>
+      <w:r>
+        <w:rPr>
+          <w:lang w:val="zh_TW" w:bidi="zh_TW"/>
+        </w:rPr>
+      </w:r>
+      <w:r>
+        <w:rPr>
+          <w:b/>
+          <w:lang w:val="zh_TW" w:bidi="zh_TW"/>
+        </w:rPr>
+        <w:t>μετὰ πίστεως καὶ ἀγάπης τῆς ἐν Χριστῷ Ἰησοῦ</w:t>
       </w:r>
     </w:p>
     <w:p>
@@ -12017,6 +12137,21 @@
           <w:b/>
           <w:lang w:val="zh_TW" w:bidi="zh_TW"/>
         </w:rPr>
+        <w:t>τῷ &amp; Βασιλεῖ τῶν αἰώνων, ἀφθάρτῳ, ἀοράτῳ, μόνῳ Θεῷ, τιμὴ καὶ δόξα</w:t>
+      </w:r>
+    </w:p>
+    <w:p>
+      <w:pPr/>
+      <w:r>
+        <w:rPr>
+          <w:lang w:val="zh_TW" w:bidi="zh_TW"/>
+        </w:rPr>
+      </w:r>
+      <w:r>
+        <w:rPr>
+          <w:b/>
+          <w:lang w:val="zh_TW" w:bidi="zh_TW"/>
+        </w:rPr>
         <w:t>「</w:t>
       </w:r>
       <w:r>
@@ -14567,6 +14702,21 @@
           <w:b/>
           <w:lang w:val="zh_TW" w:bidi="zh_TW"/>
         </w:rPr>
+        <w:t>Ὑμέναιος &amp; Ἀλέξανδρος</w:t>
+      </w:r>
+    </w:p>
+    <w:p>
+      <w:pPr/>
+      <w:r>
+        <w:rPr>
+          <w:lang w:val="zh_TW" w:bidi="zh_TW"/>
+        </w:rPr>
+      </w:r>
+      <w:r>
+        <w:rPr>
+          <w:b/>
+          <w:lang w:val="zh_TW" w:bidi="zh_TW"/>
+        </w:rPr>
         <w:t>「許米乃」 - 「亞歷山大」</w:t>
       </w:r>
     </w:p>
@@ -15287,6 +15437,21 @@
           <w:b/>
           <w:lang w:val="zh_TW" w:bidi="zh_TW"/>
         </w:rPr>
+        <w:t>ποιεῖσθαι δεήσεις, προσευχάς, ἐντεύξεις, εὐχαριστίας</w:t>
+      </w:r>
+    </w:p>
+    <w:p>
+      <w:pPr/>
+      <w:r>
+        <w:rPr>
+          <w:lang w:val="zh_TW" w:bidi="zh_TW"/>
+        </w:rPr>
+      </w:r>
+      <w:r>
+        <w:rPr>
+          <w:b/>
+          <w:lang w:val="zh_TW" w:bidi="zh_TW"/>
+        </w:rPr>
         <w:t>「</w:t>
       </w:r>
       <w:r>
@@ -15398,6 +15563,21 @@
           <w:b/>
           <w:lang w:val="zh_TW" w:bidi="zh_TW"/>
         </w:rPr>
+        <w:t>ποιεῖσθαι δεήσεις, προσευχάς, ἐντεύξεις, εὐχαριστίας</w:t>
+      </w:r>
+    </w:p>
+    <w:p>
+      <w:pPr/>
+      <w:r>
+        <w:rPr>
+          <w:lang w:val="zh_TW" w:bidi="zh_TW"/>
+        </w:rPr>
+      </w:r>
+      <w:r>
+        <w:rPr>
+          <w:b/>
+          <w:lang w:val="zh_TW" w:bidi="zh_TW"/>
+        </w:rPr>
         <w:t>「</w:t>
       </w:r>
       <w:r>
@@ -15796,6 +15976,21 @@
           <w:b/>
           <w:lang w:val="zh_TW" w:bidi="zh_TW"/>
         </w:rPr>
+        <w:t>πάντων τῶν ἐν ὑπεροχῇ ὄντων</w:t>
+      </w:r>
+    </w:p>
+    <w:p>
+      <w:pPr/>
+      <w:r>
+        <w:rPr>
+          <w:lang w:val="zh_TW" w:bidi="zh_TW"/>
+        </w:rPr>
+      </w:r>
+      <w:r>
+        <w:rPr>
+          <w:b/>
+          <w:lang w:val="zh_TW" w:bidi="zh_TW"/>
+        </w:rPr>
         <w:t>「</w:t>
       </w:r>
       <w:r>
@@ -16030,6 +16225,21 @@
         <w:rPr>
           <w:lang w:val="zh_TW" w:bidi="zh_TW"/>
         </w:rPr>
+      </w:r>
+    </w:p>
+    <w:p>
+      <w:pPr/>
+      <w:r>
+        <w:rPr>
+          <w:lang w:val="zh_TW" w:bidi="zh_TW"/>
+        </w:rPr>
+      </w:r>
+      <w:r>
+        <w:rPr>
+          <w:b/>
+          <w:lang w:val="zh_TW" w:bidi="zh_TW"/>
+        </w:rPr>
+        <w:t>ἤρεμον καὶ ἡσύχιον βίον διάγωμεν ἐν πάσῃ εὐσεβείᾳ καὶ σεμνότητι</w:t>
       </w:r>
     </w:p>
     <w:p>
@@ -16415,6 +16625,21 @@
           <w:b/>
           <w:lang w:val="zh_TW" w:bidi="zh_TW"/>
         </w:rPr>
+        <w:t>καλὸν καὶ ἀπόδεκτον ἐνώπιον τοῦ Σωτῆρος ἡμῶν, Θεοῦ</w:t>
+      </w:r>
+    </w:p>
+    <w:p>
+      <w:pPr/>
+      <w:r>
+        <w:rPr>
+          <w:lang w:val="zh_TW" w:bidi="zh_TW"/>
+        </w:rPr>
+      </w:r>
+      <w:r>
+        <w:rPr>
+          <w:b/>
+          <w:lang w:val="zh_TW" w:bidi="zh_TW"/>
+        </w:rPr>
         <w:t>「</w:t>
       </w:r>
       <w:r>
@@ -18948,6 +19173,21 @@
           <w:b/>
           <w:lang w:val="zh_TW" w:bidi="zh_TW"/>
         </w:rPr>
+        <w:t>εἰς ὃ ἐτέθην ἐγὼ κῆρυξ καὶ ἀπόστολος (ἀλήθειαν λέγω ἐν Χριστῷ, οὐ ψεύδομαι), διδάσκαλος ἐθνῶν ἐν πίστει καὶ ἀληθείᾳ</w:t>
+      </w:r>
+    </w:p>
+    <w:p>
+      <w:pPr/>
+      <w:r>
+        <w:rPr>
+          <w:lang w:val="zh_TW" w:bidi="zh_TW"/>
+        </w:rPr>
+      </w:r>
+      <w:r>
+        <w:rPr>
+          <w:b/>
+          <w:lang w:val="zh_TW" w:bidi="zh_TW"/>
+        </w:rPr>
         <w:t>「</w:t>
       </w:r>
       <w:r>
@@ -21998,6 +22238,21 @@
           <w:b/>
           <w:lang w:val="zh_TW" w:bidi="zh_TW"/>
         </w:rPr>
+        <w:t>ἀλλ’ ὃ πρέπει γυναιξὶν ἐπαγγελλομέναις θεοσέβειαν, δι’ ἔργων ἀγαθῶν</w:t>
+      </w:r>
+    </w:p>
+    <w:p>
+      <w:pPr/>
+      <w:r>
+        <w:rPr>
+          <w:lang w:val="zh_TW" w:bidi="zh_TW"/>
+        </w:rPr>
+      </w:r>
+      <w:r>
+        <w:rPr>
+          <w:b/>
+          <w:lang w:val="zh_TW" w:bidi="zh_TW"/>
+        </w:rPr>
         <w:t>「</w:t>
       </w:r>
       <w:r>
@@ -26605,6 +26860,21 @@
           <w:b/>
           <w:lang w:val="zh_TW" w:bidi="zh_TW"/>
         </w:rPr>
+        <w:t>μείνωσιν ἐν πίστει, καὶ ἀγάπῃ, καὶ ἁγιασμῷ, μετὰ σωφροσύνης</w:t>
+      </w:r>
+    </w:p>
+    <w:p>
+      <w:pPr/>
+      <w:r>
+        <w:rPr>
+          <w:lang w:val="zh_TW" w:bidi="zh_TW"/>
+        </w:rPr>
+      </w:r>
+      <w:r>
+        <w:rPr>
+          <w:b/>
+          <w:lang w:val="zh_TW" w:bidi="zh_TW"/>
+        </w:rPr>
         <w:t>「</w:t>
       </w:r>
       <w:r>
@@ -26906,6 +27176,21 @@
         <w:rPr>
           <w:lang w:val="zh_TW" w:bidi="zh_TW"/>
         </w:rPr>
+      </w:r>
+    </w:p>
+    <w:p>
+      <w:pPr/>
+      <w:r>
+        <w:rPr>
+          <w:lang w:val="zh_TW" w:bidi="zh_TW"/>
+        </w:rPr>
+      </w:r>
+      <w:r>
+        <w:rPr>
+          <w:b/>
+          <w:lang w:val="zh_TW" w:bidi="zh_TW"/>
+        </w:rPr>
+        <w:t>πιστὸς ὁ λόγος: εἴ τις ἐπισκοπῆς ὀρέγεται, καλοῦ ἔργου ἐπιθυμεῖ</w:t>
       </w:r>
     </w:p>
     <w:p>
@@ -27145,6 +27430,21 @@
           <w:b/>
           <w:lang w:val="zh_TW" w:bidi="zh_TW"/>
         </w:rPr>
+        <w:t>εἴ τις ἐπισκοπῆς ὀρέγεται, καλοῦ ἔργου ἐπιθυμεῖ</w:t>
+      </w:r>
+    </w:p>
+    <w:p>
+      <w:pPr/>
+      <w:r>
+        <w:rPr>
+          <w:lang w:val="zh_TW" w:bidi="zh_TW"/>
+        </w:rPr>
+      </w:r>
+      <w:r>
+        <w:rPr>
+          <w:b/>
+          <w:lang w:val="zh_TW" w:bidi="zh_TW"/>
+        </w:rPr>
         <w:t>「</w:t>
       </w:r>
       <w:r>
@@ -28145,6 +28445,21 @@
           <w:b/>
           <w:lang w:val="zh_TW" w:bidi="zh_TW"/>
         </w:rPr>
+        <w:t>μὴ πάροινον</w:t>
+      </w:r>
+    </w:p>
+    <w:p>
+      <w:pPr/>
+      <w:r>
+        <w:rPr>
+          <w:lang w:val="zh_TW" w:bidi="zh_TW"/>
+        </w:rPr>
+      </w:r>
+      <w:r>
+        <w:rPr>
+          <w:b/>
+          <w:lang w:val="zh_TW" w:bidi="zh_TW"/>
+        </w:rPr>
         <w:t>「不因酒滋事」</w:t>
       </w:r>
     </w:p>
@@ -28208,6 +28523,21 @@
           <w:b/>
           <w:lang w:val="zh_TW" w:bidi="zh_TW"/>
         </w:rPr>
+        <w:t>μὴ πλήκτην</w:t>
+      </w:r>
+    </w:p>
+    <w:p>
+      <w:pPr/>
+      <w:r>
+        <w:rPr>
+          <w:lang w:val="zh_TW" w:bidi="zh_TW"/>
+        </w:rPr>
+      </w:r>
+      <w:r>
+        <w:rPr>
+          <w:b/>
+          <w:lang w:val="zh_TW" w:bidi="zh_TW"/>
+        </w:rPr>
         <w:t>「不打人」</w:t>
       </w:r>
     </w:p>
@@ -28382,6 +28712,21 @@
           <w:b/>
           <w:lang w:val="zh_TW" w:bidi="zh_TW"/>
         </w:rPr>
+        <w:t>ἀφιλάργυρον</w:t>
+      </w:r>
+    </w:p>
+    <w:p>
+      <w:pPr/>
+      <w:r>
+        <w:rPr>
+          <w:lang w:val="zh_TW" w:bidi="zh_TW"/>
+        </w:rPr>
+      </w:r>
+      <w:r>
+        <w:rPr>
+          <w:b/>
+          <w:lang w:val="zh_TW" w:bidi="zh_TW"/>
+        </w:rPr>
         <w:t>「不貪財」</w:t>
       </w:r>
     </w:p>
@@ -28445,6 +28790,21 @@
           <w:b/>
           <w:lang w:val="zh_TW" w:bidi="zh_TW"/>
         </w:rPr>
+        <w:t>προϊστάμενον</w:t>
+      </w:r>
+    </w:p>
+    <w:p>
+      <w:pPr/>
+      <w:r>
+        <w:rPr>
+          <w:lang w:val="zh_TW" w:bidi="zh_TW"/>
+        </w:rPr>
+      </w:r>
+      <w:r>
+        <w:rPr>
+          <w:b/>
+          <w:lang w:val="zh_TW" w:bidi="zh_TW"/>
+        </w:rPr>
         <w:t>「管理」</w:t>
       </w:r>
     </w:p>
@@ -28920,6 +29280,21 @@
           <w:b/>
           <w:lang w:val="zh_TW" w:bidi="zh_TW"/>
         </w:rPr>
+        <w:t>εἰ &amp; τις τοῦ ἰδίου οἴκου προστῆναι οὐκ οἶδεν, πῶς</w:t>
+      </w:r>
+    </w:p>
+    <w:p>
+      <w:pPr/>
+      <w:r>
+        <w:rPr>
+          <w:lang w:val="zh_TW" w:bidi="zh_TW"/>
+        </w:rPr>
+      </w:r>
+      <w:r>
+        <w:rPr>
+          <w:b/>
+          <w:lang w:val="zh_TW" w:bidi="zh_TW"/>
+        </w:rPr>
         <w:t>「</w:t>
       </w:r>
       <w:r>
@@ -29017,6 +29392,21 @@
           <w:b/>
           <w:lang w:val="zh_TW" w:bidi="zh_TW"/>
         </w:rPr>
+        <w:t>προστῆναι</w:t>
+      </w:r>
+    </w:p>
+    <w:p>
+      <w:pPr/>
+      <w:r>
+        <w:rPr>
+          <w:lang w:val="zh_TW" w:bidi="zh_TW"/>
+        </w:rPr>
+      </w:r>
+      <w:r>
+        <w:rPr>
+          <w:b/>
+          <w:lang w:val="zh_TW" w:bidi="zh_TW"/>
+        </w:rPr>
         <w:t>「管理」</w:t>
       </w:r>
     </w:p>
@@ -29440,6 +29830,21 @@
           <w:b/>
           <w:lang w:val="zh_TW" w:bidi="zh_TW"/>
         </w:rPr>
+        <w:t>μὴ νεόφυτον</w:t>
+      </w:r>
+    </w:p>
+    <w:p>
+      <w:pPr/>
+      <w:r>
+        <w:rPr>
+          <w:lang w:val="zh_TW" w:bidi="zh_TW"/>
+        </w:rPr>
+      </w:r>
+      <w:r>
+        <w:rPr>
+          <w:b/>
+          <w:lang w:val="zh_TW" w:bidi="zh_TW"/>
+        </w:rPr>
         <w:t>「初入教的不可」</w:t>
       </w:r>
     </w:p>
@@ -30371,6 +30776,21 @@
           <w:b/>
           <w:lang w:val="zh_TW" w:bidi="zh_TW"/>
         </w:rPr>
+        <w:t>μαρτυρίαν καλὴν &amp; ἀπὸ</w:t>
+      </w:r>
+    </w:p>
+    <w:p>
+      <w:pPr/>
+      <w:r>
+        <w:rPr>
+          <w:lang w:val="zh_TW" w:bidi="zh_TW"/>
+        </w:rPr>
+      </w:r>
+      <w:r>
+        <w:rPr>
+          <w:b/>
+          <w:lang w:val="zh_TW" w:bidi="zh_TW"/>
+        </w:rPr>
         <w:t>「在……中有好名聲」</w:t>
       </w:r>
     </w:p>
@@ -30656,6 +31076,21 @@
           <w:b/>
           <w:lang w:val="zh_TW" w:bidi="zh_TW"/>
         </w:rPr>
+        <w:t>μὴ εἰς ὀνειδισμὸν ἐμπέσῃ, καὶ</w:t>
+      </w:r>
+    </w:p>
+    <w:p>
+      <w:pPr/>
+      <w:r>
+        <w:rPr>
+          <w:lang w:val="zh_TW" w:bidi="zh_TW"/>
+        </w:rPr>
+      </w:r>
+      <w:r>
+        <w:rPr>
+          <w:b/>
+          <w:lang w:val="zh_TW" w:bidi="zh_TW"/>
+        </w:rPr>
         <w:t>「他不致落入責備（和合本譯為：恐怕被人毀謗），並」</w:t>
       </w:r>
     </w:p>
@@ -30849,6 +31284,21 @@
         <w:rPr>
           <w:lang w:val="zh_TW" w:bidi="zh_TW"/>
         </w:rPr>
+      </w:r>
+    </w:p>
+    <w:p>
+      <w:pPr/>
+      <w:r>
+        <w:rPr>
+          <w:lang w:val="zh_TW" w:bidi="zh_TW"/>
+        </w:rPr>
+      </w:r>
+      <w:r>
+        <w:rPr>
+          <w:b/>
+          <w:lang w:val="zh_TW" w:bidi="zh_TW"/>
+        </w:rPr>
+        <w:t>διακόνους ὡσαύτως</w:t>
       </w:r>
     </w:p>
     <w:p>
@@ -31969,6 +32419,21 @@
           <w:b/>
           <w:lang w:val="zh_TW" w:bidi="zh_TW"/>
         </w:rPr>
+        <w:t>καὶ οὗτοι &amp; δοκιμαζέσθωσαν πρῶτον; εἶτα διακονείτωσαν</w:t>
+      </w:r>
+    </w:p>
+    <w:p>
+      <w:pPr/>
+      <w:r>
+        <w:rPr>
+          <w:lang w:val="zh_TW" w:bidi="zh_TW"/>
+        </w:rPr>
+      </w:r>
+      <w:r>
+        <w:rPr>
+          <w:b/>
+          <w:lang w:val="zh_TW" w:bidi="zh_TW"/>
+        </w:rPr>
         <w:t>「讓他們也先受試驗......然後讓他們服事（和合本譯為：這等人也要先受試驗......然後叫他們做執事）」</w:t>
       </w:r>
     </w:p>
@@ -32384,6 +32849,21 @@
         <w:rPr>
           <w:lang w:val="zh_TW" w:bidi="zh_TW"/>
         </w:rPr>
+      </w:r>
+    </w:p>
+    <w:p>
+      <w:pPr/>
+      <w:r>
+        <w:rPr>
+          <w:lang w:val="zh_TW" w:bidi="zh_TW"/>
+        </w:rPr>
+      </w:r>
+      <w:r>
+        <w:rPr>
+          <w:b/>
+          <w:lang w:val="zh_TW" w:bidi="zh_TW"/>
+        </w:rPr>
+        <w:t>σεμνάς</w:t>
       </w:r>
     </w:p>
     <w:p>
@@ -32799,6 +33279,21 @@
           <w:b/>
           <w:lang w:val="zh_TW" w:bidi="zh_TW"/>
         </w:rPr>
+        <w:t>προϊστάμενοι</w:t>
+      </w:r>
+    </w:p>
+    <w:p>
+      <w:pPr/>
+      <w:r>
+        <w:rPr>
+          <w:lang w:val="zh_TW" w:bidi="zh_TW"/>
+        </w:rPr>
+      </w:r>
+      <w:r>
+        <w:rPr>
+          <w:b/>
+          <w:lang w:val="zh_TW" w:bidi="zh_TW"/>
+        </w:rPr>
         <w:t>「領導（和合本譯為：管理）」</w:t>
       </w:r>
     </w:p>
@@ -35979,6 +36474,21 @@
           <w:b/>
           <w:lang w:val="zh_TW" w:bidi="zh_TW"/>
         </w:rPr>
+        <w:t>ὃς ἐφανερώθη ἐν σαρκί, ἐδικαιώθη ἐν Πνεύματι, ὤφθη ἀγγέλοις, ἐκηρύχθη ἐν ἔθνεσιν, ἐπιστεύθη ἐν κόσμῳ, ἀνελήμφθη ἐν δόξῃ</w:t>
+      </w:r>
+    </w:p>
+    <w:p>
+      <w:pPr/>
+      <w:r>
+        <w:rPr>
+          <w:lang w:val="zh_TW" w:bidi="zh_TW"/>
+        </w:rPr>
+      </w:r>
+      <w:r>
+        <w:rPr>
+          <w:b/>
+          <w:lang w:val="zh_TW" w:bidi="zh_TW"/>
+        </w:rPr>
         <w:t>「在肉身顯現，被聖靈稱義」</w:t>
       </w:r>
     </w:p>
@@ -36062,6 +36572,21 @@
           <w:b/>
           <w:lang w:val="zh_TW" w:bidi="zh_TW"/>
         </w:rPr>
+        <w:t>ὃς ἐφανερώθη ἐν σαρκί, ἐδικαιώθη ἐν Πνεύματι, ὤφθη ἀγγέλοις, ἐκηρύχθη ἐν ἔθνεσιν, ἐπιστεύθη ἐν κόσμῳ, ἀνελήμφθη ἐν δόξῃ</w:t>
+      </w:r>
+    </w:p>
+    <w:p>
+      <w:pPr/>
+      <w:r>
+        <w:rPr>
+          <w:lang w:val="zh_TW" w:bidi="zh_TW"/>
+        </w:rPr>
+      </w:r>
+      <w:r>
+        <w:rPr>
+          <w:b/>
+          <w:lang w:val="zh_TW" w:bidi="zh_TW"/>
+        </w:rPr>
         <w:t>「在肉身裏被顯現，在聖靈裡稱義，（和合本譯為：在肉身顯現，被聖靈稱義）」</w:t>
       </w:r>
     </w:p>
@@ -39822,6 +40347,21 @@
           <w:b/>
           <w:lang w:val="zh_TW" w:bidi="zh_TW"/>
         </w:rPr>
+        <w:t>οὐδὲν ἀπόβλητον μετὰ εὐχαριστίας λαμβανόμενον</w:t>
+      </w:r>
+    </w:p>
+    <w:p>
+      <w:pPr/>
+      <w:r>
+        <w:rPr>
+          <w:lang w:val="zh_TW" w:bidi="zh_TW"/>
+        </w:rPr>
+      </w:r>
+      <w:r>
+        <w:rPr>
+          <w:b/>
+          <w:lang w:val="zh_TW" w:bidi="zh_TW"/>
+        </w:rPr>
         <w:t>「以感謝被領受的</w:t>
       </w:r>
       <w:r>
@@ -40140,6 +40680,21 @@
         <w:rPr>
           <w:lang w:val="zh_TW" w:bidi="zh_TW"/>
         </w:rPr>
+      </w:r>
+    </w:p>
+    <w:p>
+      <w:pPr/>
+      <w:r>
+        <w:rPr>
+          <w:lang w:val="zh_TW" w:bidi="zh_TW"/>
+        </w:rPr>
+      </w:r>
+      <w:r>
+        <w:rPr>
+          <w:b/>
+          <w:lang w:val="zh_TW" w:bidi="zh_TW"/>
+        </w:rPr>
+        <w:t>ἁγιάζεται &amp; διὰ λόγου Θεοῦ καὶ ἐντεύξεως</w:t>
       </w:r>
     </w:p>
     <w:p>
@@ -41220,6 +41775,21 @@
           <w:b/>
           <w:lang w:val="zh_TW" w:bidi="zh_TW"/>
         </w:rPr>
+        <w:t>ἐντρεφόμενος τοῖς λόγοις τῆς πίστεως, καὶ τῆς καλῆς διδασκαλίας ᾗ παρηκολούθηκας</w:t>
+      </w:r>
+    </w:p>
+    <w:p>
+      <w:pPr/>
+      <w:r>
+        <w:rPr>
+          <w:lang w:val="zh_TW" w:bidi="zh_TW"/>
+        </w:rPr>
+      </w:r>
+      <w:r>
+        <w:rPr>
+          <w:b/>
+          <w:lang w:val="zh_TW" w:bidi="zh_TW"/>
+        </w:rPr>
         <w:t>「在這信仰的話語以及你所遵循的良好教導上被培育（和合本譯為：在真道的話語和你向來所服從的善道上得了教育）」</w:t>
       </w:r>
     </w:p>
@@ -43726,6 +44296,21 @@
           <w:b/>
           <w:lang w:val="zh_TW" w:bidi="zh_TW"/>
         </w:rPr>
+        <w:t>πιστὸς ὁ λόγος, καὶ πάσης ἀποδοχῆς ἄξιος</w:t>
+      </w:r>
+    </w:p>
+    <w:p>
+      <w:pPr/>
+      <w:r>
+        <w:rPr>
+          <w:lang w:val="zh_TW" w:bidi="zh_TW"/>
+        </w:rPr>
+      </w:r>
+      <w:r>
+        <w:rPr>
+          <w:b/>
+          <w:lang w:val="zh_TW" w:bidi="zh_TW"/>
+        </w:rPr>
         <w:t>「這話是可信的，是十分可佩服的」</w:t>
       </w:r>
     </w:p>
@@ -45356,6 +45941,21 @@
           <w:b/>
           <w:lang w:val="zh_TW" w:bidi="zh_TW"/>
         </w:rPr>
+        <w:t>ἐν λόγῳ, ἐν ἀναστροφῇ, ἐν ἀγάπῃ, ἐν πίστει, ἐν ἁγνίᾳ</w:t>
+      </w:r>
+    </w:p>
+    <w:p>
+      <w:pPr/>
+      <w:r>
+        <w:rPr>
+          <w:lang w:val="zh_TW" w:bidi="zh_TW"/>
+        </w:rPr>
+      </w:r>
+      <w:r>
+        <w:rPr>
+          <w:b/>
+          <w:lang w:val="zh_TW" w:bidi="zh_TW"/>
+        </w:rPr>
         <w:t>「在言語、行為、愛心、信心、清潔上」</w:t>
       </w:r>
     </w:p>
@@ -45895,6 +46495,21 @@
         <w:rPr>
           <w:lang w:val="zh_TW" w:bidi="zh_TW"/>
         </w:rPr>
+      </w:r>
+    </w:p>
+    <w:p>
+      <w:pPr/>
+      <w:r>
+        <w:rPr>
+          <w:lang w:val="zh_TW" w:bidi="zh_TW"/>
+        </w:rPr>
+      </w:r>
+      <w:r>
+        <w:rPr>
+          <w:b/>
+          <w:lang w:val="zh_TW" w:bidi="zh_TW"/>
+        </w:rPr>
+        <w:t>πρόσεχε τῇ ἀναγνώσει, τῇ παρακλήσει, τῇ διδασκαλίᾳ</w:t>
       </w:r>
     </w:p>
     <w:p>
@@ -47386,6 +48001,21 @@
           <w:b/>
           <w:lang w:val="zh_TW" w:bidi="zh_TW"/>
         </w:rPr>
+        <w:t>ἐπίμενε αὐτοῖς, τοῦτο γὰρ ποιῶν, καὶ σεαυτὸν σώσεις καὶ τοὺς ἀκούοντάς σου</w:t>
+      </w:r>
+    </w:p>
+    <w:p>
+      <w:pPr/>
+      <w:r>
+        <w:rPr>
+          <w:lang w:val="zh_TW" w:bidi="zh_TW"/>
+        </w:rPr>
+      </w:r>
+      <w:r>
+        <w:rPr>
+          <w:b/>
+          <w:lang w:val="zh_TW" w:bidi="zh_TW"/>
+        </w:rPr>
         <w:t>「要在這些事上恆心；因為這樣行，又能救自己，又能救聽你的人」</w:t>
       </w:r>
     </w:p>
@@ -49729,6 +50359,21 @@
           <w:b/>
           <w:lang w:val="zh_TW" w:bidi="zh_TW"/>
         </w:rPr>
+        <w:t>ἀμοιβὰς ἀποδιδόναι τοῖς προγόνοις</w:t>
+      </w:r>
+    </w:p>
+    <w:p>
+      <w:pPr/>
+      <w:r>
+        <w:rPr>
+          <w:lang w:val="zh_TW" w:bidi="zh_TW"/>
+        </w:rPr>
+      </w:r>
+      <w:r>
+        <w:rPr>
+          <w:b/>
+          <w:lang w:val="zh_TW" w:bidi="zh_TW"/>
+        </w:rPr>
         <w:t>「報答親恩」</w:t>
       </w:r>
     </w:p>
@@ -50522,6 +51167,21 @@
         <w:rPr>
           <w:lang w:val="zh_TW" w:bidi="zh_TW"/>
         </w:rPr>
+      </w:r>
+    </w:p>
+    <w:p>
+      <w:pPr/>
+      <w:r>
+        <w:rPr>
+          <w:lang w:val="zh_TW" w:bidi="zh_TW"/>
+        </w:rPr>
+      </w:r>
+      <w:r>
+        <w:rPr>
+          <w:b/>
+          <w:lang w:val="zh_TW" w:bidi="zh_TW"/>
+        </w:rPr>
+        <w:t>ἡ &amp; ὄντως χήρα καὶ μεμονωμένη</w:t>
       </w:r>
     </w:p>
     <w:p>
@@ -51304,6 +51964,21 @@
           <w:b/>
           <w:lang w:val="zh_TW" w:bidi="zh_TW"/>
         </w:rPr>
+        <w:t>σπαταλῶσα</w:t>
+      </w:r>
+    </w:p>
+    <w:p>
+      <w:pPr/>
+      <w:r>
+        <w:rPr>
+          <w:lang w:val="zh_TW" w:bidi="zh_TW"/>
+        </w:rPr>
+      </w:r>
+      <w:r>
+        <w:rPr>
+          <w:b/>
+          <w:lang w:val="zh_TW" w:bidi="zh_TW"/>
+        </w:rPr>
         <w:t>「</w:t>
       </w:r>
       <w:r>
@@ -53375,6 +54050,21 @@
           <w:b/>
           <w:lang w:val="zh_TW" w:bidi="zh_TW"/>
         </w:rPr>
+        <w:t>ἔργοις καλοῖς &amp; εἰ ἐτεκνοτρόφησεν, εἰ ἐξενοδόχησεν, εἰ ἁγίων πόδας ἔνιψεν, εἰ θλιβομένοις ἐπήρκεσεν, εἰ παντὶ ἔργῳ ἀγαθῷ ἐπηκολούθησεν</w:t>
+      </w:r>
+    </w:p>
+    <w:p>
+      <w:pPr/>
+      <w:r>
+        <w:rPr>
+          <w:lang w:val="zh_TW" w:bidi="zh_TW"/>
+        </w:rPr>
+      </w:r>
+      <w:r>
+        <w:rPr>
+          <w:b/>
+          <w:lang w:val="zh_TW" w:bidi="zh_TW"/>
+        </w:rPr>
         <w:t>「善行：如果她撫養了孩子，如果她接待了陌生人，如果她洗了聖徒的腳，如果她幫助了受苦的人，如果她做了每一樣善行（和合本譯為：行善</w:t>
       </w:r>
       <w:r>
@@ -53484,6 +54174,21 @@
         <w:rPr>
           <w:lang w:val="zh_TW" w:bidi="zh_TW"/>
         </w:rPr>
+      </w:r>
+    </w:p>
+    <w:p>
+      <w:pPr/>
+      <w:r>
+        <w:rPr>
+          <w:lang w:val="zh_TW" w:bidi="zh_TW"/>
+        </w:rPr>
+      </w:r>
+      <w:r>
+        <w:rPr>
+          <w:b/>
+          <w:lang w:val="zh_TW" w:bidi="zh_TW"/>
+        </w:rPr>
+        <w:t>ἐξενοδόχησεν</w:t>
       </w:r>
     </w:p>
     <w:p>
@@ -54678,6 +55383,21 @@
           <w:b/>
           <w:lang w:val="zh_TW" w:bidi="zh_TW"/>
         </w:rPr>
+        <w:t>ἔχουσαι κρίμα ὅτι τὴν πρώτην πίστιν ἠθέτησαν</w:t>
+      </w:r>
+    </w:p>
+    <w:p>
+      <w:pPr/>
+      <w:r>
+        <w:rPr>
+          <w:lang w:val="zh_TW" w:bidi="zh_TW"/>
+        </w:rPr>
+      </w:r>
+      <w:r>
+        <w:rPr>
+          <w:b/>
+          <w:lang w:val="zh_TW" w:bidi="zh_TW"/>
+        </w:rPr>
         <w:t>「被定罪，是因廢棄了當初所許的願」</w:t>
       </w:r>
     </w:p>
@@ -55930,6 +56650,21 @@
           <w:b/>
           <w:lang w:val="zh_TW" w:bidi="zh_TW"/>
         </w:rPr>
+        <w:t>μηδεμίαν ἀφορμὴν διδόναι τῷ ἀντικειμένῳ λοιδορίας χάριν</w:t>
+      </w:r>
+    </w:p>
+    <w:p>
+      <w:pPr/>
+      <w:r>
+        <w:rPr>
+          <w:lang w:val="zh_TW" w:bidi="zh_TW"/>
+        </w:rPr>
+      </w:r>
+      <w:r>
+        <w:rPr>
+          <w:b/>
+          <w:lang w:val="zh_TW" w:bidi="zh_TW"/>
+        </w:rPr>
         <w:t>「不給敵人辱罵的把柄」</w:t>
       </w:r>
     </w:p>
@@ -57136,6 +57871,21 @@
         <w:rPr>
           <w:lang w:val="zh_TW" w:bidi="zh_TW"/>
         </w:rPr>
+      </w:r>
+    </w:p>
+    <w:p>
+      <w:pPr/>
+      <w:r>
+        <w:rPr>
+          <w:lang w:val="zh_TW" w:bidi="zh_TW"/>
+        </w:rPr>
+      </w:r>
+      <w:r>
+        <w:rPr>
+          <w:b/>
+          <w:lang w:val="zh_TW" w:bidi="zh_TW"/>
+        </w:rPr>
+        <w:t>μὴ βαρείσθω ἡ ἐκκλησία</w:t>
       </w:r>
     </w:p>
     <w:p>
@@ -57362,6 +58112,21 @@
           <w:b/>
           <w:lang w:val="zh_TW" w:bidi="zh_TW"/>
         </w:rPr>
+        <w:t>οἱ καλῶς προεστῶτες πρεσβύτεροι &amp; ἀξιούσθωσαν</w:t>
+      </w:r>
+    </w:p>
+    <w:p>
+      <w:pPr/>
+      <w:r>
+        <w:rPr>
+          <w:lang w:val="zh_TW" w:bidi="zh_TW"/>
+        </w:rPr>
+      </w:r>
+      <w:r>
+        <w:rPr>
+          <w:b/>
+          <w:lang w:val="zh_TW" w:bidi="zh_TW"/>
+        </w:rPr>
         <w:t>「讓那些善於管理的長老被認為是配得（和合本譯為：那善於管理教會的長老，當以為配受）」</w:t>
       </w:r>
     </w:p>
@@ -57569,6 +58334,21 @@
           <w:b/>
           <w:lang w:val="zh_TW" w:bidi="zh_TW"/>
         </w:rPr>
+        <w:t>προεστῶτες</w:t>
+      </w:r>
+    </w:p>
+    <w:p>
+      <w:pPr/>
+      <w:r>
+        <w:rPr>
+          <w:lang w:val="zh_TW" w:bidi="zh_TW"/>
+        </w:rPr>
+      </w:r>
+      <w:r>
+        <w:rPr>
+          <w:b/>
+          <w:lang w:val="zh_TW" w:bidi="zh_TW"/>
+        </w:rPr>
         <w:t>「曾帶領（和合本譯為：管理）」</w:t>
       </w:r>
     </w:p>
@@ -58140,6 +58920,21 @@
         <w:rPr>
           <w:lang w:val="zh_TW" w:bidi="zh_TW"/>
         </w:rPr>
+      </w:r>
+    </w:p>
+    <w:p>
+      <w:pPr/>
+      <w:r>
+        <w:rPr>
+          <w:lang w:val="zh_TW" w:bidi="zh_TW"/>
+        </w:rPr>
+      </w:r>
+      <w:r>
+        <w:rPr>
+          <w:b/>
+          <w:lang w:val="zh_TW" w:bidi="zh_TW"/>
+        </w:rPr>
+        <w:t>λέγει &amp; ἡ Γραφή, βοῦν ἀλοῶντα οὐ φιμώσεις, καί, ἄξιος ὁ ἐργάτης τοῦ μισθοῦ αὐτοῦ</w:t>
       </w:r>
     </w:p>
     <w:p>
@@ -59031,6 +59826,21 @@
           <w:b/>
           <w:lang w:val="zh_TW" w:bidi="zh_TW"/>
         </w:rPr>
+        <w:t>κατὰ πρεσβυτέρου κατηγορίαν μὴ παραδέχου</w:t>
+      </w:r>
+    </w:p>
+    <w:p>
+      <w:pPr/>
+      <w:r>
+        <w:rPr>
+          <w:lang w:val="zh_TW" w:bidi="zh_TW"/>
+        </w:rPr>
+      </w:r>
+      <w:r>
+        <w:rPr>
+          <w:b/>
+          <w:lang w:val="zh_TW" w:bidi="zh_TW"/>
+        </w:rPr>
         <w:t>「控告長老的呈子，</w:t>
       </w:r>
       <w:r>
@@ -59141,6 +59951,21 @@
           <w:b/>
           <w:lang w:val="zh_TW" w:bidi="zh_TW"/>
         </w:rPr>
+        <w:t>κατηγορίαν μὴ παραδέχου, ἐκτὸς εἰ μὴ</w:t>
+      </w:r>
+    </w:p>
+    <w:p>
+      <w:pPr/>
+      <w:r>
+        <w:rPr>
+          <w:lang w:val="zh_TW" w:bidi="zh_TW"/>
+        </w:rPr>
+      </w:r>
+      <w:r>
+        <w:rPr>
+          <w:b/>
+          <w:lang w:val="zh_TW" w:bidi="zh_TW"/>
+        </w:rPr>
         <w:t>「不要接受指控除非</w:t>
       </w:r>
       <w:r>
@@ -59336,6 +60161,21 @@
         <w:rPr>
           <w:lang w:val="zh_TW" w:bidi="zh_TW"/>
         </w:rPr>
+      </w:r>
+    </w:p>
+    <w:p>
+      <w:pPr/>
+      <w:r>
+        <w:rPr>
+          <w:lang w:val="zh_TW" w:bidi="zh_TW"/>
+        </w:rPr>
+      </w:r>
+      <w:r>
+        <w:rPr>
+          <w:b/>
+          <w:lang w:val="zh_TW" w:bidi="zh_TW"/>
+        </w:rPr>
+        <w:t>δύο ἢ τριῶν</w:t>
       </w:r>
     </w:p>
     <w:p>
@@ -60304,6 +61144,21 @@
           <w:b/>
           <w:lang w:val="zh_TW" w:bidi="zh_TW"/>
         </w:rPr>
+        <w:t>χωρὶς προκρίματος, μηδὲν ποιῶν κατὰ πρόσκλισιν</w:t>
+      </w:r>
+    </w:p>
+    <w:p>
+      <w:pPr/>
+      <w:r>
+        <w:rPr>
+          <w:lang w:val="zh_TW" w:bidi="zh_TW"/>
+        </w:rPr>
+      </w:r>
+      <w:r>
+        <w:rPr>
+          <w:b/>
+          <w:lang w:val="zh_TW" w:bidi="zh_TW"/>
+        </w:rPr>
         <w:t>「不可存成見，行事也不可有偏心」</w:t>
       </w:r>
     </w:p>
@@ -60407,6 +61262,21 @@
           <w:b/>
           <w:lang w:val="zh_TW" w:bidi="zh_TW"/>
         </w:rPr>
+        <w:t>χωρὶς προκρίματος, μηδὲν ποιῶν κατὰ πρόσκλισιν</w:t>
+      </w:r>
+    </w:p>
+    <w:p>
+      <w:pPr/>
+      <w:r>
+        <w:rPr>
+          <w:lang w:val="zh_TW" w:bidi="zh_TW"/>
+        </w:rPr>
+      </w:r>
+      <w:r>
+        <w:rPr>
+          <w:b/>
+          <w:lang w:val="zh_TW" w:bidi="zh_TW"/>
+        </w:rPr>
         <w:t>「不可存成見，行事也不可有偏心」</w:t>
       </w:r>
     </w:p>
@@ -62946,6 +63816,21 @@
           <w:b/>
           <w:lang w:val="zh_TW" w:bidi="zh_TW"/>
         </w:rPr>
+        <w:t>μὴ καταφρονείτωσαν &amp; δουλευέτωσαν</w:t>
+      </w:r>
+    </w:p>
+    <w:p>
+      <w:pPr/>
+      <w:r>
+        <w:rPr>
+          <w:lang w:val="zh_TW" w:bidi="zh_TW"/>
+        </w:rPr>
+      </w:r>
+      <w:r>
+        <w:rPr>
+          <w:b/>
+          <w:lang w:val="zh_TW" w:bidi="zh_TW"/>
+        </w:rPr>
         <w:t>「讓他們不要輕視他們（和合本譯為：不可</w:t>
       </w:r>
       <w:r>
@@ -63278,6 +64163,21 @@
           <w:b/>
           <w:lang w:val="zh_TW" w:bidi="zh_TW"/>
         </w:rPr>
+        <w:t>ἀλλὰ μᾶλλον δουλευέτωσαν, ὅτι πιστοί εἰσιν καὶ ἀγαπητοὶ, οἱ τῆς εὐεργεσίας ἀντιλαμβανόμενοι</w:t>
+      </w:r>
+    </w:p>
+    <w:p>
+      <w:pPr/>
+      <w:r>
+        <w:rPr>
+          <w:lang w:val="zh_TW" w:bidi="zh_TW"/>
+        </w:rPr>
+      </w:r>
+      <w:r>
+        <w:rPr>
+          <w:b/>
+          <w:lang w:val="zh_TW" w:bidi="zh_TW"/>
+        </w:rPr>
         <w:t>「更要加意服事他；因為得服事之益處的，是信道蒙愛的」</w:t>
       </w:r>
     </w:p>
@@ -63608,6 +64508,21 @@
         <w:rPr>
           <w:lang w:val="zh_TW" w:bidi="zh_TW"/>
         </w:rPr>
+      </w:r>
+    </w:p>
+    <w:p>
+      <w:pPr/>
+      <w:r>
+        <w:rPr>
+          <w:lang w:val="zh_TW" w:bidi="zh_TW"/>
+        </w:rPr>
+      </w:r>
+      <w:r>
+        <w:rPr>
+          <w:b/>
+          <w:lang w:val="zh_TW" w:bidi="zh_TW"/>
+        </w:rPr>
+        <w:t>οἱ τῆς εὐεργεσίας ἀντιλαμβανόμενοι</w:t>
       </w:r>
     </w:p>
     <w:p>
@@ -64191,6 +65106,21 @@
           <w:b/>
           <w:lang w:val="zh_TW" w:bidi="zh_TW"/>
         </w:rPr>
+        <w:t>μὴ προσέρχεται ὑγιαίνουσι λόγοις &amp; τῇ &amp; διδασκαλίᾳ</w:t>
+      </w:r>
+    </w:p>
+    <w:p>
+      <w:pPr/>
+      <w:r>
+        <w:rPr>
+          <w:lang w:val="zh_TW" w:bidi="zh_TW"/>
+        </w:rPr>
+      </w:r>
+      <w:r>
+        <w:rPr>
+          <w:b/>
+          <w:lang w:val="zh_TW" w:bidi="zh_TW"/>
+        </w:rPr>
         <w:t>「不來到健全的話語前（和合本譯為：</w:t>
       </w:r>
       <w:r>
@@ -64798,6 +65728,21 @@
           <w:b/>
           <w:lang w:val="zh_TW" w:bidi="zh_TW"/>
         </w:rPr>
+        <w:t>τῇ κατ’ εὐσέβειαν διδασκαλίᾳ</w:t>
+      </w:r>
+    </w:p>
+    <w:p>
+      <w:pPr/>
+      <w:r>
+        <w:rPr>
+          <w:lang w:val="zh_TW" w:bidi="zh_TW"/>
+        </w:rPr>
+      </w:r>
+      <w:r>
+        <w:rPr>
+          <w:b/>
+          <w:lang w:val="zh_TW" w:bidi="zh_TW"/>
+        </w:rPr>
         <w:t>「那合乎敬虔的道理」</w:t>
       </w:r>
     </w:p>
@@ -65548,6 +66493,21 @@
           <w:b/>
           <w:lang w:val="zh_TW" w:bidi="zh_TW"/>
         </w:rPr>
+        <w:t>ζητήσεις καὶ λογομαχίας</w:t>
+      </w:r>
+    </w:p>
+    <w:p>
+      <w:pPr/>
+      <w:r>
+        <w:rPr>
+          <w:lang w:val="zh_TW" w:bidi="zh_TW"/>
+        </w:rPr>
+      </w:r>
+      <w:r>
+        <w:rPr>
+          <w:b/>
+          <w:lang w:val="zh_TW" w:bidi="zh_TW"/>
+        </w:rPr>
         <w:t>「問難，爭辯言詞」</w:t>
       </w:r>
     </w:p>
@@ -65918,6 +66878,21 @@
           <w:b/>
           <w:lang w:val="zh_TW" w:bidi="zh_TW"/>
         </w:rPr>
+        <w:t>γίνεται φθόνος, ἔρις, βλασφημίαι, ὑπόνοιαι πονηραί, διαπαρατριβαὶ &amp; ἀνθρώπων</w:t>
+      </w:r>
+    </w:p>
+    <w:p>
+      <w:pPr/>
+      <w:r>
+        <w:rPr>
+          <w:lang w:val="zh_TW" w:bidi="zh_TW"/>
+        </w:rPr>
+      </w:r>
+      <w:r>
+        <w:rPr>
+          <w:b/>
+          <w:lang w:val="zh_TW" w:bidi="zh_TW"/>
+        </w:rPr>
         <w:t>「嫉妒、紛爭、毀謗、妄疑」</w:t>
       </w:r>
       <w:r>
@@ -66236,6 +67211,21 @@
         <w:rPr>
           <w:lang w:val="zh_TW" w:bidi="zh_TW"/>
         </w:rPr>
+      </w:r>
+    </w:p>
+    <w:p>
+      <w:pPr/>
+      <w:r>
+        <w:rPr>
+          <w:lang w:val="zh_TW" w:bidi="zh_TW"/>
+        </w:rPr>
+      </w:r>
+      <w:r>
+        <w:rPr>
+          <w:b/>
+          <w:lang w:val="zh_TW" w:bidi="zh_TW"/>
+        </w:rPr>
+        <w:t>διεφθαρμένων &amp; τὸν νοῦν καὶ ἀπεστερημένων τῆς ἀληθείας</w:t>
       </w:r>
     </w:p>
     <w:p>
@@ -71359,6 +72349,21 @@
           <w:b/>
           <w:lang w:val="zh_TW" w:bidi="zh_TW"/>
         </w:rPr>
+        <w:t>δικαιοσύνην, εὐσέβειαν, πίστιν, ἀγάπην, ὑπομονήν, πραϋπαθίαν</w:t>
+      </w:r>
+    </w:p>
+    <w:p>
+      <w:pPr/>
+      <w:r>
+        <w:rPr>
+          <w:lang w:val="zh_TW" w:bidi="zh_TW"/>
+        </w:rPr>
+      </w:r>
+      <w:r>
+        <w:rPr>
+          <w:b/>
+          <w:lang w:val="zh_TW" w:bidi="zh_TW"/>
+        </w:rPr>
         <w:t>「公義、敬虔、信心、愛心、忍耐、溫柔」</w:t>
       </w:r>
     </w:p>
@@ -73965,6 +74970,21 @@
           <w:b/>
           <w:lang w:val="zh_TW" w:bidi="zh_TW"/>
         </w:rPr>
+        <w:t>μέχρι τῆς ἐπιφανείας τοῦ Κυρίου ἡμῶν, Ἰησοῦ Χριστοῦ</w:t>
+      </w:r>
+    </w:p>
+    <w:p>
+      <w:pPr/>
+      <w:r>
+        <w:rPr>
+          <w:lang w:val="zh_TW" w:bidi="zh_TW"/>
+        </w:rPr>
+      </w:r>
+      <w:r>
+        <w:rPr>
+          <w:b/>
+          <w:lang w:val="zh_TW" w:bidi="zh_TW"/>
+        </w:rPr>
         <w:t>「直到我們的主耶穌基督顯現」</w:t>
       </w:r>
     </w:p>
@@ -74490,6 +75510,21 @@
           <w:b/>
           <w:lang w:val="zh_TW" w:bidi="zh_TW"/>
         </w:rPr>
+        <w:t>ὁ Βασιλεὺς τῶν βασιλευόντων, καὶ Κύριος τῶν κυριευόντων</w:t>
+      </w:r>
+    </w:p>
+    <w:p>
+      <w:pPr/>
+      <w:r>
+        <w:rPr>
+          <w:lang w:val="zh_TW" w:bidi="zh_TW"/>
+        </w:rPr>
+      </w:r>
+      <w:r>
+        <w:rPr>
+          <w:b/>
+          <w:lang w:val="zh_TW" w:bidi="zh_TW"/>
+        </w:rPr>
         <w:t>「萬王之王，萬主之主」</w:t>
       </w:r>
     </w:p>
@@ -75206,6 +76241,21 @@
         <w:rPr>
           <w:lang w:val="zh_TW" w:bidi="zh_TW"/>
         </w:rPr>
+      </w:r>
+    </w:p>
+    <w:p>
+      <w:pPr/>
+      <w:r>
+        <w:rPr>
+          <w:lang w:val="zh_TW" w:bidi="zh_TW"/>
+        </w:rPr>
+      </w:r>
+      <w:r>
+        <w:rPr>
+          <w:b/>
+          <w:lang w:val="zh_TW" w:bidi="zh_TW"/>
+        </w:rPr>
+        <w:t>ἰδεῖν &amp; ᾧ τιμὴ καὶ κράτος αἰώνιον</w:t>
       </w:r>
     </w:p>
     <w:p>
